--- a/SPRAWOZDANIE Z LABORATORIUM 1.docx
+++ b/SPRAWOZDANIE Z LABORATORIUM 1.docx
@@ -29,25 +29,7 @@
           <w:sz w:val="30"/>
           <w:szCs w:val="30"/>
         </w:rPr>
-        <w:t xml:space="preserve">Zestaw Zadań: </w:t>
-      </w:r>
-      <w:proofErr w:type="spellStart"/>
-      <w:r>
-        <w:rPr>
-          <w:color w:val="666666"/>
-          <w:sz w:val="30"/>
-          <w:szCs w:val="30"/>
-        </w:rPr>
-        <w:t>React</w:t>
-      </w:r>
-      <w:proofErr w:type="spellEnd"/>
-      <w:r>
-        <w:rPr>
-          <w:color w:val="666666"/>
-          <w:sz w:val="30"/>
-          <w:szCs w:val="30"/>
-        </w:rPr>
-        <w:t xml:space="preserve"> JS — Zaawansowane Podstawy </w:t>
+        <w:t xml:space="preserve">Zestaw Zadań: React JS — Zaawansowane Podstawy </w:t>
       </w:r>
     </w:p>
     <w:p>
@@ -255,44 +237,8 @@
         <w:rPr>
           <w:b/>
         </w:rPr>
-        <w:t xml:space="preserve">Część 1: </w:t>
-      </w:r>
-      <w:proofErr w:type="spellStart"/>
-      <w:r>
-        <w:rPr>
-          <w:b/>
-        </w:rPr>
-        <w:t>Custom</w:t>
-      </w:r>
-      <w:proofErr w:type="spellEnd"/>
-      <w:r>
-        <w:rPr>
-          <w:b/>
-        </w:rPr>
-        <w:t xml:space="preserve"> </w:t>
-      </w:r>
-      <w:proofErr w:type="spellStart"/>
-      <w:r>
-        <w:rPr>
-          <w:b/>
-        </w:rPr>
-        <w:t>Hooks</w:t>
-      </w:r>
-      <w:proofErr w:type="spellEnd"/>
-      <w:r>
-        <w:rPr>
-          <w:b/>
-        </w:rPr>
-        <w:t xml:space="preserve"> i </w:t>
-      </w:r>
-      <w:proofErr w:type="spellStart"/>
-      <w:r>
-        <w:rPr>
-          <w:b/>
-        </w:rPr>
-        <w:t>useRef</w:t>
-      </w:r>
-      <w:proofErr w:type="spellEnd"/>
+        <w:t>Część 1: Custom Hooks i useRef</w:t>
+      </w:r>
     </w:p>
     <w:p>
       <w:pPr>
@@ -325,185 +271,23 @@
           <w:szCs w:val="22"/>
           <w:highlight w:val="white"/>
         </w:rPr>
-        <w:t xml:space="preserve">Ten zestaw zadań wprowadza narzędzia rozwiązujące problemy: </w:t>
-      </w:r>
-      <w:proofErr w:type="spellStart"/>
+        <w:t xml:space="preserve">Ten zestaw zadań wprowadza narzędzia rozwiązujące problemy: custom hooks do wyodrębniania reużywalnej logiki, useReducer do zarządzania złożonym stanem, Context API do eliminacji prop drilling, React Router do nawigacji między widokami, oraz techniki optymalizacji wydajności. Po ukończeniu </w:t>
+      </w:r>
       <w:r>
         <w:rPr>
           <w:sz w:val="22"/>
           <w:szCs w:val="22"/>
           <w:highlight w:val="white"/>
         </w:rPr>
-        <w:t>custom</w:t>
-      </w:r>
-      <w:proofErr w:type="spellEnd"/>
+        <w:t>możemy</w:t>
+      </w:r>
       <w:r>
         <w:rPr>
           <w:sz w:val="22"/>
           <w:szCs w:val="22"/>
           <w:highlight w:val="white"/>
         </w:rPr>
-        <w:t xml:space="preserve"> </w:t>
-      </w:r>
-      <w:proofErr w:type="spellStart"/>
-      <w:r>
-        <w:rPr>
-          <w:sz w:val="22"/>
-          <w:szCs w:val="22"/>
-          <w:highlight w:val="white"/>
-        </w:rPr>
-        <w:t>hooks</w:t>
-      </w:r>
-      <w:proofErr w:type="spellEnd"/>
-      <w:r>
-        <w:rPr>
-          <w:sz w:val="22"/>
-          <w:szCs w:val="22"/>
-          <w:highlight w:val="white"/>
-        </w:rPr>
-        <w:t xml:space="preserve"> do wyodrębniania </w:t>
-      </w:r>
-      <w:proofErr w:type="spellStart"/>
-      <w:r>
-        <w:rPr>
-          <w:sz w:val="22"/>
-          <w:szCs w:val="22"/>
-          <w:highlight w:val="white"/>
-        </w:rPr>
-        <w:t>reużywalnej</w:t>
-      </w:r>
-      <w:proofErr w:type="spellEnd"/>
-      <w:r>
-        <w:rPr>
-          <w:sz w:val="22"/>
-          <w:szCs w:val="22"/>
-          <w:highlight w:val="white"/>
-        </w:rPr>
-        <w:t xml:space="preserve"> logiki, </w:t>
-      </w:r>
-      <w:proofErr w:type="spellStart"/>
-      <w:r>
-        <w:rPr>
-          <w:sz w:val="22"/>
-          <w:szCs w:val="22"/>
-          <w:highlight w:val="white"/>
-        </w:rPr>
-        <w:t>useReducer</w:t>
-      </w:r>
-      <w:proofErr w:type="spellEnd"/>
-      <w:r>
-        <w:rPr>
-          <w:sz w:val="22"/>
-          <w:szCs w:val="22"/>
-          <w:highlight w:val="white"/>
-        </w:rPr>
-        <w:t xml:space="preserve"> do zarządzania złożonym stanem, </w:t>
-      </w:r>
-      <w:proofErr w:type="spellStart"/>
-      <w:r>
-        <w:rPr>
-          <w:sz w:val="22"/>
-          <w:szCs w:val="22"/>
-          <w:highlight w:val="white"/>
-        </w:rPr>
-        <w:t>Context</w:t>
-      </w:r>
-      <w:proofErr w:type="spellEnd"/>
-      <w:r>
-        <w:rPr>
-          <w:sz w:val="22"/>
-          <w:szCs w:val="22"/>
-          <w:highlight w:val="white"/>
-        </w:rPr>
-        <w:t xml:space="preserve"> API do eliminacji </w:t>
-      </w:r>
-      <w:proofErr w:type="spellStart"/>
-      <w:r>
-        <w:rPr>
-          <w:sz w:val="22"/>
-          <w:szCs w:val="22"/>
-          <w:highlight w:val="white"/>
-        </w:rPr>
-        <w:t>prop</w:t>
-      </w:r>
-      <w:proofErr w:type="spellEnd"/>
-      <w:r>
-        <w:rPr>
-          <w:sz w:val="22"/>
-          <w:szCs w:val="22"/>
-          <w:highlight w:val="white"/>
-        </w:rPr>
-        <w:t xml:space="preserve"> </w:t>
-      </w:r>
-      <w:proofErr w:type="spellStart"/>
-      <w:r>
-        <w:rPr>
-          <w:sz w:val="22"/>
-          <w:szCs w:val="22"/>
-          <w:highlight w:val="white"/>
-        </w:rPr>
-        <w:t>drilling</w:t>
-      </w:r>
-      <w:proofErr w:type="spellEnd"/>
-      <w:r>
-        <w:rPr>
-          <w:sz w:val="22"/>
-          <w:szCs w:val="22"/>
-          <w:highlight w:val="white"/>
-        </w:rPr>
-        <w:t xml:space="preserve">, </w:t>
-      </w:r>
-      <w:proofErr w:type="spellStart"/>
-      <w:r>
-        <w:rPr>
-          <w:sz w:val="22"/>
-          <w:szCs w:val="22"/>
-          <w:highlight w:val="white"/>
-        </w:rPr>
-        <w:t>React</w:t>
-      </w:r>
-      <w:proofErr w:type="spellEnd"/>
-      <w:r>
-        <w:rPr>
-          <w:sz w:val="22"/>
-          <w:szCs w:val="22"/>
-          <w:highlight w:val="white"/>
-        </w:rPr>
-        <w:t xml:space="preserve"> Router do nawigacji między widokami, oraz techniki optymalizacji wydajności. Po ukończeniu </w:t>
-      </w:r>
-      <w:r>
-        <w:rPr>
-          <w:sz w:val="22"/>
-          <w:szCs w:val="22"/>
-          <w:highlight w:val="white"/>
-        </w:rPr>
-        <w:t>możemy</w:t>
-      </w:r>
-      <w:r>
-        <w:rPr>
-          <w:sz w:val="22"/>
-          <w:szCs w:val="22"/>
-          <w:highlight w:val="white"/>
-        </w:rPr>
-        <w:t xml:space="preserve"> dysponować pełnym zestawem umiejętności wymaganych od junior </w:t>
-      </w:r>
-      <w:proofErr w:type="spellStart"/>
-      <w:r>
-        <w:rPr>
-          <w:sz w:val="22"/>
-          <w:szCs w:val="22"/>
-          <w:highlight w:val="white"/>
-        </w:rPr>
-        <w:t>React</w:t>
-      </w:r>
-      <w:proofErr w:type="spellEnd"/>
-      <w:r>
-        <w:rPr>
-          <w:sz w:val="22"/>
-          <w:szCs w:val="22"/>
-          <w:highlight w:val="white"/>
-        </w:rPr>
-        <w:t xml:space="preserve"> developera.</w:t>
+        <w:t xml:space="preserve"> dysponować pełnym zestawem umiejętności wymaganych od junior React developera.</w:t>
       </w:r>
     </w:p>
     <w:p>
@@ -530,13 +314,8 @@
         <w:t xml:space="preserve">Zadanie 1: </w:t>
       </w:r>
       <w:r>
-        <w:t xml:space="preserve">Pierwszy komponent </w:t>
-      </w:r>
-      <w:proofErr w:type="spellStart"/>
-      <w:r>
-        <w:t>React</w:t>
-      </w:r>
-      <w:proofErr w:type="spellEnd"/>
+        <w:t>Pierwszy komponent React</w:t>
+      </w:r>
     </w:p>
     <w:p>
       <w:pPr>
@@ -582,15 +361,7 @@
         <w:t xml:space="preserve">Zadanie polegało </w:t>
       </w:r>
       <w:r>
-        <w:t xml:space="preserve">na ekstrakcji logiki poza komponenty, aby zwiększyć czytelność kodu i umożliwić jego </w:t>
-      </w:r>
-      <w:proofErr w:type="spellStart"/>
-      <w:r>
-        <w:t>reużywalność</w:t>
-      </w:r>
-      <w:proofErr w:type="spellEnd"/>
-      <w:r>
-        <w:t>.</w:t>
+        <w:t>na ekstrakcji logiki poza komponenty, aby zwiększyć czytelność kodu i umożliwić jego reużywalność.</w:t>
       </w:r>
     </w:p>
     <w:p>
@@ -604,7 +375,6 @@
         </w:rPr>
         <w:t xml:space="preserve">- </w:t>
       </w:r>
-      <w:proofErr w:type="spellStart"/>
       <w:r>
         <w:rPr>
           <w:b/>
@@ -612,25 +382,8 @@
         </w:rPr>
         <w:t>useLocalStorage</w:t>
       </w:r>
-      <w:proofErr w:type="spellEnd"/>
-      <w:r>
-        <w:t xml:space="preserve">: Zaimplementowano </w:t>
-      </w:r>
-      <w:proofErr w:type="spellStart"/>
-      <w:r>
-        <w:t>hook</w:t>
-      </w:r>
-      <w:proofErr w:type="spellEnd"/>
-      <w:r>
-        <w:t xml:space="preserve"> do synchronizacji stanu aplikacji z pamięcią przeglądarki </w:t>
-      </w:r>
-      <w:proofErr w:type="spellStart"/>
-      <w:r>
-        <w:t>localStorage</w:t>
-      </w:r>
-      <w:proofErr w:type="spellEnd"/>
-      <w:r>
-        <w:t>. Dzięki temu lista zadań oraz ustawienia filtrów są zachowywane po odświeżeniu strony.</w:t>
+      <w:r>
+        <w:t>: Zaimplementowano hook do synchronizacji stanu aplikacji z pamięcią przeglądarki localStorage. Dzięki temu lista zadań oraz ustawienia filtrów są zachowywane po odświeżeniu strony.</w:t>
       </w:r>
     </w:p>
     <w:p>
@@ -644,7 +397,6 @@
         </w:rPr>
         <w:t xml:space="preserve">- </w:t>
       </w:r>
-      <w:proofErr w:type="spellStart"/>
       <w:r>
         <w:rPr>
           <w:b/>
@@ -652,33 +404,8 @@
         </w:rPr>
         <w:t>usePrevious</w:t>
       </w:r>
-      <w:proofErr w:type="spellEnd"/>
-      <w:r>
-        <w:t xml:space="preserve">: Stworzono </w:t>
-      </w:r>
-      <w:proofErr w:type="spellStart"/>
-      <w:r>
-        <w:t>hook</w:t>
-      </w:r>
-      <w:proofErr w:type="spellEnd"/>
-      <w:r>
-        <w:t xml:space="preserve"> wykorzystujący </w:t>
-      </w:r>
-      <w:proofErr w:type="spellStart"/>
-      <w:r>
-        <w:t>useRef</w:t>
-      </w:r>
-      <w:proofErr w:type="spellEnd"/>
-      <w:r>
-        <w:t xml:space="preserve">, który pozwala na przechowywanie wartości z poprzedniego cyklu </w:t>
-      </w:r>
-      <w:proofErr w:type="spellStart"/>
-      <w:r>
-        <w:t>renderowania</w:t>
-      </w:r>
-      <w:proofErr w:type="spellEnd"/>
-      <w:r>
-        <w:t>. Został on wykorzystany do wykrywania zmian w filtrach zadań.</w:t>
+      <w:r>
+        <w:t>: Stworzono hook wykorzystujący useRef, który pozwala na przechowywanie wartości z poprzedniego cyklu renderowania. Został on wykorzystany do wykrywania zmian w filtrach zadań.</w:t>
       </w:r>
     </w:p>
     <w:p>
@@ -712,13 +439,8 @@
       <w:r>
         <w:t xml:space="preserve">Zadanie 2: </w:t>
       </w:r>
-      <w:proofErr w:type="spellStart"/>
-      <w:r>
-        <w:t>Props</w:t>
-      </w:r>
-      <w:proofErr w:type="spellEnd"/>
-      <w:r>
-        <w:t xml:space="preserve"> - przekazywanie danych</w:t>
+      <w:r>
+        <w:t>Props - przekazywanie danych</w:t>
       </w:r>
     </w:p>
     <w:p>
@@ -770,15 +492,7 @@
         <w:pStyle w:val="Normalny1"/>
       </w:pPr>
       <w:r>
-        <w:t xml:space="preserve">Celem tego zadania było wykorzystanie referencji do interakcji z drzewem DOM oraz zarządzania danymi bez wywoływania zbędnych </w:t>
-      </w:r>
-      <w:proofErr w:type="spellStart"/>
-      <w:r>
-        <w:t>renderów</w:t>
-      </w:r>
-      <w:proofErr w:type="spellEnd"/>
-      <w:r>
-        <w:t>.</w:t>
+        <w:t>Celem tego zadania było wykorzystanie referencji do interakcji z drzewem DOM oraz zarządzania danymi bez wywoływania zbędnych renderów.</w:t>
       </w:r>
     </w:p>
     <w:p>
@@ -797,218 +511,94 @@
           <w:b/>
           <w:bCs/>
         </w:rPr>
-        <w:t>Automatyczne przewijanie (</w:t>
-      </w:r>
-      <w:proofErr w:type="spellStart"/>
+        <w:t>Automatyczne przewijanie (Scroll do elementu)</w:t>
+      </w:r>
+      <w:r>
+        <w:t xml:space="preserve">: Wykorzystano useRef w połączeniu z metodą scrollIntoView, aby po dodaniu nowego zadania lista automatycznie przewijała się do jego pozycji. Zastosowano tzw. </w:t>
+      </w:r>
+      <w:r>
+        <w:rPr>
+          <w:i/>
+          <w:iCs/>
+        </w:rPr>
+        <w:t>conditional ref</w:t>
+      </w:r>
+      <w:r>
+        <w:t>, aby precyzyjnie wskazać ostatni element tablicy tasks.</w:t>
+      </w:r>
+    </w:p>
+    <w:p>
+      <w:pPr>
+        <w:pStyle w:val="Normalny1"/>
+      </w:pPr>
       <w:r>
         <w:rPr>
           <w:b/>
           <w:bCs/>
         </w:rPr>
-        <w:t>Scroll</w:t>
-      </w:r>
-      <w:proofErr w:type="spellEnd"/>
+        <w:t xml:space="preserve">- </w:t>
+      </w:r>
       <w:r>
         <w:rPr>
           <w:b/>
           <w:bCs/>
         </w:rPr>
-        <w:t xml:space="preserve"> do elementu)</w:t>
-      </w:r>
-      <w:r>
-        <w:t xml:space="preserve">: Wykorzystano </w:t>
-      </w:r>
-      <w:proofErr w:type="spellStart"/>
-      <w:r>
-        <w:t>useRef</w:t>
-      </w:r>
-      <w:proofErr w:type="spellEnd"/>
-      <w:r>
-        <w:t xml:space="preserve"> w połączeniu z metodą </w:t>
-      </w:r>
-      <w:proofErr w:type="spellStart"/>
-      <w:r>
-        <w:t>scrollIntoView</w:t>
-      </w:r>
-      <w:proofErr w:type="spellEnd"/>
-      <w:r>
-        <w:t xml:space="preserve">, aby po dodaniu nowego zadania lista automatycznie przewijała się do jego pozycji. Zastosowano tzw. </w:t>
-      </w:r>
-      <w:proofErr w:type="spellStart"/>
+        <w:t>Animacje CSS</w:t>
+      </w:r>
+      <w:r>
+        <w:t>: Dodano dedykowaną animację @keyframes, która wizualnie wyróżnia nowo dodany element poprzez krótkie podświetlenie tła i skalowanie, co poprawia UX aplikacji.</w:t>
+      </w:r>
+    </w:p>
+    <w:p>
+      <w:pPr>
+        <w:pStyle w:val="Normalny1"/>
+      </w:pPr>
+      <w:r>
+        <w:rPr>
+          <w:b/>
+          <w:bCs/>
+        </w:rPr>
+        <w:t xml:space="preserve">- </w:t>
+      </w:r>
+      <w:r>
+        <w:rPr>
+          <w:b/>
+          <w:bCs/>
+        </w:rPr>
+        <w:t>Licznik renderów</w:t>
+      </w:r>
+      <w:r>
+        <w:t>: Zaimplementowano licznik wewnątrz useRef, który inkrementuje się przy każdym renderze komponentu App i wypisuje wartość w konsoli. Pozwala to na monitorowanie wydajności aplikacji bez powodowania pętli nieskończonych renderowań.</w:t>
+      </w:r>
+    </w:p>
+    <w:p>
+      <w:pPr>
+        <w:pStyle w:val="Normalny1"/>
+      </w:pPr>
+      <w:r>
+        <w:rPr>
+          <w:b/>
+          <w:bCs/>
+        </w:rPr>
+        <w:t xml:space="preserve">- </w:t>
+      </w:r>
+      <w:r>
+        <w:rPr>
+          <w:b/>
+          <w:bCs/>
+        </w:rPr>
+        <w:t>System powiadomień o filtrach</w:t>
+      </w:r>
+      <w:r>
+        <w:t xml:space="preserve">: Wykorzystując usePrevious oraz setTimeout (przechowywany w useRef), stworzono mechanizm wyświetlania komunikatu o zmianie filtra (np. "Zmieniono filtr z Wszystkie na Wykonane"). Referencja do timera pozwala na poprawny </w:t>
+      </w:r>
       <w:r>
         <w:rPr>
           <w:i/>
           <w:iCs/>
         </w:rPr>
-        <w:t>conditional</w:t>
-      </w:r>
-      <w:proofErr w:type="spellEnd"/>
-      <w:r>
-        <w:rPr>
-          <w:i/>
-          <w:iCs/>
-        </w:rPr>
-        <w:t xml:space="preserve"> ref</w:t>
-      </w:r>
-      <w:r>
-        <w:t xml:space="preserve">, aby precyzyjnie wskazać ostatni element tablicy </w:t>
-      </w:r>
-      <w:proofErr w:type="spellStart"/>
-      <w:r>
-        <w:t>tasks</w:t>
-      </w:r>
-      <w:proofErr w:type="spellEnd"/>
-      <w:r>
-        <w:t>.</w:t>
-      </w:r>
-    </w:p>
-    <w:p>
-      <w:pPr>
-        <w:pStyle w:val="Normalny1"/>
-      </w:pPr>
-      <w:r>
-        <w:rPr>
-          <w:b/>
-          <w:bCs/>
-        </w:rPr>
-        <w:t xml:space="preserve">- </w:t>
-      </w:r>
-      <w:r>
-        <w:rPr>
-          <w:b/>
-          <w:bCs/>
-        </w:rPr>
-        <w:t>Animacje CSS</w:t>
-      </w:r>
-      <w:r>
-        <w:t>: Dodano dedykowaną animację @keyframes, która wizualnie wyróżnia nowo dodany element poprzez krótkie podświetlenie tła i skalowanie, co poprawia UX aplikacji.</w:t>
-      </w:r>
-    </w:p>
-    <w:p>
-      <w:pPr>
-        <w:pStyle w:val="Normalny1"/>
-      </w:pPr>
-      <w:r>
-        <w:rPr>
-          <w:b/>
-          <w:bCs/>
-        </w:rPr>
-        <w:t xml:space="preserve">- </w:t>
-      </w:r>
-      <w:r>
-        <w:rPr>
-          <w:b/>
-          <w:bCs/>
-        </w:rPr>
-        <w:t xml:space="preserve">Licznik </w:t>
-      </w:r>
-      <w:proofErr w:type="spellStart"/>
-      <w:r>
-        <w:rPr>
-          <w:b/>
-          <w:bCs/>
-        </w:rPr>
-        <w:t>renderów</w:t>
-      </w:r>
-      <w:proofErr w:type="spellEnd"/>
-      <w:r>
-        <w:t xml:space="preserve">: Zaimplementowano licznik wewnątrz </w:t>
-      </w:r>
-      <w:proofErr w:type="spellStart"/>
-      <w:r>
-        <w:t>useRef</w:t>
-      </w:r>
-      <w:proofErr w:type="spellEnd"/>
-      <w:r>
-        <w:t xml:space="preserve">, który inkrementuje się przy każdym </w:t>
-      </w:r>
-      <w:proofErr w:type="spellStart"/>
-      <w:r>
-        <w:t>renderze</w:t>
-      </w:r>
-      <w:proofErr w:type="spellEnd"/>
-      <w:r>
-        <w:t xml:space="preserve"> komponentu </w:t>
-      </w:r>
-      <w:proofErr w:type="spellStart"/>
-      <w:r>
-        <w:t>App</w:t>
-      </w:r>
-      <w:proofErr w:type="spellEnd"/>
-      <w:r>
-        <w:t xml:space="preserve"> i wypisuje wartość w konsoli. Pozwala to na monitorowanie wydajności aplikacji bez powodowania pętli nieskończonych </w:t>
-      </w:r>
-      <w:proofErr w:type="spellStart"/>
-      <w:r>
-        <w:t>renderowań</w:t>
-      </w:r>
-      <w:proofErr w:type="spellEnd"/>
-      <w:r>
-        <w:t>.</w:t>
-      </w:r>
-    </w:p>
-    <w:p>
-      <w:pPr>
-        <w:pStyle w:val="Normalny1"/>
-      </w:pPr>
-      <w:r>
-        <w:rPr>
-          <w:b/>
-          <w:bCs/>
-        </w:rPr>
-        <w:t xml:space="preserve">- </w:t>
-      </w:r>
-      <w:r>
-        <w:rPr>
-          <w:b/>
-          <w:bCs/>
-        </w:rPr>
-        <w:t>System powiadomień o filtrach</w:t>
-      </w:r>
-      <w:r>
-        <w:t xml:space="preserve">: Wykorzystując </w:t>
-      </w:r>
-      <w:proofErr w:type="spellStart"/>
-      <w:r>
-        <w:t>usePrevious</w:t>
-      </w:r>
-      <w:proofErr w:type="spellEnd"/>
-      <w:r>
-        <w:t xml:space="preserve"> oraz </w:t>
-      </w:r>
-      <w:proofErr w:type="spellStart"/>
-      <w:r>
-        <w:t>setTimeout</w:t>
-      </w:r>
-      <w:proofErr w:type="spellEnd"/>
-      <w:r>
-        <w:t xml:space="preserve"> (przechowywany w </w:t>
-      </w:r>
-      <w:proofErr w:type="spellStart"/>
-      <w:r>
-        <w:t>useRef</w:t>
-      </w:r>
-      <w:proofErr w:type="spellEnd"/>
-      <w:r>
-        <w:t xml:space="preserve">), stworzono mechanizm wyświetlania komunikatu o zmianie filtra (np. "Zmieniono filtr z Wszystkie na Wykonane"). Referencja do </w:t>
-      </w:r>
-      <w:proofErr w:type="spellStart"/>
-      <w:r>
-        <w:t>timera</w:t>
-      </w:r>
-      <w:proofErr w:type="spellEnd"/>
-      <w:r>
-        <w:t xml:space="preserve"> pozwala na poprawny </w:t>
-      </w:r>
-      <w:proofErr w:type="spellStart"/>
-      <w:r>
-        <w:rPr>
-          <w:i/>
-          <w:iCs/>
-        </w:rPr>
         <w:t>cleanup</w:t>
       </w:r>
-      <w:proofErr w:type="spellEnd"/>
       <w:r>
         <w:t xml:space="preserve"> i uniknięcie błędów przy szybkich zmianach stanu.</w:t>
       </w:r>
@@ -1046,407 +636,6 @@
     </w:p>
     <w:p>
       <w:pPr>
-        <w:pStyle w:val="Nagwek3"/>
-      </w:pPr>
-      <w:r>
-        <w:t xml:space="preserve">Zadanie 3: </w:t>
-      </w:r>
-      <w:proofErr w:type="spellStart"/>
-      <w:r>
-        <w:t>State</w:t>
-      </w:r>
-      <w:proofErr w:type="spellEnd"/>
-      <w:r>
-        <w:t xml:space="preserve"> i obsługa zdarzeń</w:t>
-      </w:r>
-    </w:p>
-    <w:p>
-      <w:pPr>
-        <w:pStyle w:val="Normalny1"/>
-        <w:rPr>
-          <w:highlight w:val="white"/>
-        </w:rPr>
-      </w:pPr>
-      <w:r>
-        <w:rPr>
-          <w:highlight w:val="white"/>
-        </w:rPr>
-        <w:t xml:space="preserve">Status: </w:t>
-      </w:r>
-      <w:r>
-        <w:rPr>
-          <w:rFonts w:ascii="MS Gothic" w:eastAsia="MS Gothic" w:hAnsi="MS Gothic" w:cs="MS Gothic" w:hint="eastAsia"/>
-          <w:highlight w:val="yellow"/>
-        </w:rPr>
-        <w:t>☐</w:t>
-      </w:r>
-      <w:r>
-        <w:rPr>
-          <w:highlight w:val="yellow"/>
-        </w:rPr>
-        <w:t xml:space="preserve"> Wykonane w pełni </w:t>
-      </w:r>
-      <w:r>
-        <w:rPr>
-          <w:rFonts w:ascii="MS Gothic" w:eastAsia="MS Gothic" w:hAnsi="MS Gothic" w:cs="MS Gothic" w:hint="eastAsia"/>
-          <w:highlight w:val="white"/>
-        </w:rPr>
-        <w:t>☐</w:t>
-      </w:r>
-      <w:r>
-        <w:rPr>
-          <w:highlight w:val="white"/>
-        </w:rPr>
-        <w:t xml:space="preserve"> Wykonane częściowo </w:t>
-      </w:r>
-      <w:r>
-        <w:rPr>
-          <w:rFonts w:ascii="MS Gothic" w:eastAsia="MS Gothic" w:hAnsi="MS Gothic" w:cs="MS Gothic" w:hint="eastAsia"/>
-          <w:highlight w:val="white"/>
-        </w:rPr>
-        <w:t>☐</w:t>
-      </w:r>
-      <w:r>
-        <w:rPr>
-          <w:highlight w:val="white"/>
-        </w:rPr>
-        <w:t xml:space="preserve"> Nie wykonane</w:t>
-      </w:r>
-    </w:p>
-    <w:p>
-      <w:pPr>
-        <w:pStyle w:val="Nagwek4"/>
-      </w:pPr>
-      <w:r>
-        <w:lastRenderedPageBreak/>
-        <w:t>Opis realizacji:</w:t>
-      </w:r>
-    </w:p>
-    <w:p>
-      <w:pPr>
-        <w:pStyle w:val="Nagwek4"/>
-      </w:pPr>
-      <w:r>
-        <w:t>Napotkane problemy:</w:t>
-      </w:r>
-    </w:p>
-    <w:p>
-      <w:pPr>
-        <w:pStyle w:val="Nagwek4"/>
-      </w:pPr>
-      <w:r>
-        <w:t>Rozwiązanie:</w:t>
-      </w:r>
-    </w:p>
-    <w:p>
-      <w:pPr>
-        <w:pStyle w:val="Nagwek3"/>
-      </w:pPr>
-      <w:r>
-        <w:t>Zadanie 4</w:t>
-      </w:r>
-      <w:r>
-        <w:t xml:space="preserve">: </w:t>
-      </w:r>
-      <w:r>
-        <w:t xml:space="preserve">Formularze w </w:t>
-      </w:r>
-      <w:proofErr w:type="spellStart"/>
-      <w:r>
-        <w:t>React</w:t>
-      </w:r>
-      <w:proofErr w:type="spellEnd"/>
-    </w:p>
-    <w:p>
-      <w:pPr>
-        <w:pStyle w:val="Normalny1"/>
-        <w:rPr>
-          <w:highlight w:val="white"/>
-        </w:rPr>
-      </w:pPr>
-      <w:r>
-        <w:rPr>
-          <w:highlight w:val="white"/>
-        </w:rPr>
-        <w:t xml:space="preserve">Status: </w:t>
-      </w:r>
-      <w:r>
-        <w:rPr>
-          <w:rFonts w:ascii="MS Gothic" w:eastAsia="MS Gothic" w:hAnsi="MS Gothic" w:cs="MS Gothic" w:hint="eastAsia"/>
-          <w:highlight w:val="yellow"/>
-        </w:rPr>
-        <w:t>☐</w:t>
-      </w:r>
-      <w:r>
-        <w:rPr>
-          <w:highlight w:val="yellow"/>
-        </w:rPr>
-        <w:t xml:space="preserve"> Wykonane w pełni </w:t>
-      </w:r>
-      <w:r>
-        <w:rPr>
-          <w:rFonts w:ascii="MS Gothic" w:eastAsia="MS Gothic" w:hAnsi="MS Gothic" w:cs="MS Gothic" w:hint="eastAsia"/>
-          <w:highlight w:val="white"/>
-        </w:rPr>
-        <w:t>☐</w:t>
-      </w:r>
-      <w:r>
-        <w:rPr>
-          <w:highlight w:val="white"/>
-        </w:rPr>
-        <w:t xml:space="preserve"> Wykonane częściowo </w:t>
-      </w:r>
-      <w:r>
-        <w:rPr>
-          <w:rFonts w:ascii="MS Gothic" w:eastAsia="MS Gothic" w:hAnsi="MS Gothic" w:cs="MS Gothic" w:hint="eastAsia"/>
-          <w:highlight w:val="white"/>
-        </w:rPr>
-        <w:t>☐</w:t>
-      </w:r>
-      <w:r>
-        <w:rPr>
-          <w:highlight w:val="white"/>
-        </w:rPr>
-        <w:t xml:space="preserve"> Nie wykonane</w:t>
-      </w:r>
-    </w:p>
-    <w:p>
-      <w:pPr>
-        <w:pStyle w:val="Normalny1"/>
-        <w:rPr>
-          <w:highlight w:val="white"/>
-        </w:rPr>
-      </w:pPr>
-    </w:p>
-    <w:p>
-      <w:pPr>
-        <w:pStyle w:val="Nagwek4"/>
-      </w:pPr>
-      <w:r>
-        <w:t>Opis realizacji:</w:t>
-      </w:r>
-    </w:p>
-    <w:p>
-      <w:pPr>
-        <w:pStyle w:val="Nagwek4"/>
-      </w:pPr>
-      <w:r>
-        <w:t>Napotkane problemy:</w:t>
-      </w:r>
-    </w:p>
-    <w:p>
-      <w:pPr>
-        <w:pStyle w:val="Nagwek4"/>
-      </w:pPr>
-      <w:r>
-        <w:t>Rozwiązanie:</w:t>
-      </w:r>
-    </w:p>
-    <w:p>
-      <w:pPr>
-        <w:pStyle w:val="Nagwek3"/>
-      </w:pPr>
-      <w:r>
-        <w:t>Zadanie 5</w:t>
-      </w:r>
-      <w:r>
-        <w:t xml:space="preserve">: </w:t>
-      </w:r>
-      <w:proofErr w:type="spellStart"/>
-      <w:r>
-        <w:t>useEffect</w:t>
-      </w:r>
-      <w:proofErr w:type="spellEnd"/>
-      <w:r>
-        <w:t xml:space="preserve"> i pobieranie danych</w:t>
-      </w:r>
-    </w:p>
-    <w:p>
-      <w:pPr>
-        <w:pStyle w:val="Normalny1"/>
-        <w:rPr>
-          <w:highlight w:val="white"/>
-        </w:rPr>
-      </w:pPr>
-      <w:r>
-        <w:rPr>
-          <w:highlight w:val="white"/>
-        </w:rPr>
-        <w:t xml:space="preserve">Status: </w:t>
-      </w:r>
-      <w:r>
-        <w:rPr>
-          <w:rFonts w:ascii="MS Gothic" w:eastAsia="MS Gothic" w:hAnsi="MS Gothic" w:cs="MS Gothic" w:hint="eastAsia"/>
-          <w:highlight w:val="yellow"/>
-        </w:rPr>
-        <w:t>☐</w:t>
-      </w:r>
-      <w:r>
-        <w:rPr>
-          <w:highlight w:val="yellow"/>
-        </w:rPr>
-        <w:t xml:space="preserve"> Wykonane w pełni </w:t>
-      </w:r>
-      <w:r>
-        <w:rPr>
-          <w:rFonts w:ascii="MS Gothic" w:eastAsia="MS Gothic" w:hAnsi="MS Gothic" w:cs="MS Gothic" w:hint="eastAsia"/>
-          <w:highlight w:val="white"/>
-        </w:rPr>
-        <w:t>☐</w:t>
-      </w:r>
-      <w:r>
-        <w:rPr>
-          <w:highlight w:val="white"/>
-        </w:rPr>
-        <w:t xml:space="preserve"> Wykonane częściowo </w:t>
-      </w:r>
-      <w:r>
-        <w:rPr>
-          <w:rFonts w:ascii="MS Gothic" w:eastAsia="MS Gothic" w:hAnsi="MS Gothic" w:cs="MS Gothic" w:hint="eastAsia"/>
-          <w:highlight w:val="white"/>
-        </w:rPr>
-        <w:t>☐</w:t>
-      </w:r>
-      <w:r>
-        <w:rPr>
-          <w:highlight w:val="white"/>
-        </w:rPr>
-        <w:t xml:space="preserve"> Nie wykonane</w:t>
-      </w:r>
-    </w:p>
-    <w:p>
-      <w:pPr>
-        <w:pStyle w:val="Normalny1"/>
-        <w:rPr>
-          <w:highlight w:val="white"/>
-        </w:rPr>
-      </w:pPr>
-    </w:p>
-    <w:p>
-      <w:pPr>
-        <w:pStyle w:val="Nagwek4"/>
-      </w:pPr>
-      <w:r>
-        <w:t>Opis realizacji:</w:t>
-      </w:r>
-    </w:p>
-    <w:p>
-      <w:pPr>
-        <w:pStyle w:val="Nagwek4"/>
-      </w:pPr>
-      <w:r>
-        <w:t>Napotkane problemy:</w:t>
-      </w:r>
-    </w:p>
-    <w:p>
-      <w:pPr>
-        <w:pStyle w:val="Nagwek4"/>
-      </w:pPr>
-      <w:r>
-        <w:t>Rozwiązanie:</w:t>
-      </w:r>
-    </w:p>
-    <w:p>
-      <w:pPr>
-        <w:pStyle w:val="Nagwek3"/>
-      </w:pPr>
-      <w:r>
-        <w:t>Zadanie 6</w:t>
-      </w:r>
-      <w:r>
-        <w:t xml:space="preserve">: </w:t>
-      </w:r>
-      <w:r>
-        <w:t>Projekt końcowy - Kompletna aplikacja</w:t>
-      </w:r>
-    </w:p>
-    <w:p>
-      <w:pPr>
-        <w:pStyle w:val="Normalny1"/>
-        <w:rPr>
-          <w:highlight w:val="white"/>
-        </w:rPr>
-      </w:pPr>
-      <w:r>
-        <w:rPr>
-          <w:highlight w:val="white"/>
-        </w:rPr>
-        <w:t xml:space="preserve">Status: </w:t>
-      </w:r>
-      <w:r>
-        <w:rPr>
-          <w:rFonts w:ascii="MS Gothic" w:eastAsia="MS Gothic" w:hAnsi="MS Gothic" w:cs="MS Gothic" w:hint="eastAsia"/>
-          <w:highlight w:val="yellow"/>
-        </w:rPr>
-        <w:t>☐</w:t>
-      </w:r>
-      <w:r>
-        <w:rPr>
-          <w:highlight w:val="yellow"/>
-        </w:rPr>
-        <w:t xml:space="preserve"> Wykonane w pełni </w:t>
-      </w:r>
-      <w:r>
-        <w:rPr>
-          <w:rFonts w:ascii="MS Gothic" w:eastAsia="MS Gothic" w:hAnsi="MS Gothic" w:cs="MS Gothic" w:hint="eastAsia"/>
-          <w:highlight w:val="white"/>
-        </w:rPr>
-        <w:t>☐</w:t>
-      </w:r>
-      <w:r>
-        <w:rPr>
-          <w:highlight w:val="white"/>
-        </w:rPr>
-        <w:t xml:space="preserve"> Wykonane częściowo </w:t>
-      </w:r>
-      <w:r>
-        <w:rPr>
-          <w:rFonts w:ascii="MS Gothic" w:eastAsia="MS Gothic" w:hAnsi="MS Gothic" w:cs="MS Gothic" w:hint="eastAsia"/>
-          <w:highlight w:val="white"/>
-        </w:rPr>
-        <w:t>☐</w:t>
-      </w:r>
-      <w:r>
-        <w:rPr>
-          <w:highlight w:val="white"/>
-        </w:rPr>
-        <w:t xml:space="preserve"> Nie wykonane</w:t>
-      </w:r>
-    </w:p>
-    <w:p>
-      <w:pPr>
-        <w:pStyle w:val="Normalny1"/>
-        <w:rPr>
-          <w:highlight w:val="white"/>
-        </w:rPr>
-      </w:pPr>
-    </w:p>
-    <w:p>
-      <w:pPr>
-        <w:pStyle w:val="Nagwek4"/>
-      </w:pPr>
-      <w:r>
-        <w:t>Opis realizacji:</w:t>
-      </w:r>
-    </w:p>
-    <w:p>
-      <w:pPr>
-        <w:pStyle w:val="Nagwek4"/>
-      </w:pPr>
-      <w:r>
-        <w:t>Napotkane problemy:</w:t>
-      </w:r>
-    </w:p>
-    <w:p>
-      <w:pPr>
-        <w:pStyle w:val="Nagwek4"/>
-      </w:pPr>
-      <w:r>
-        <w:t>Rozwiązanie:</w:t>
-      </w:r>
-    </w:p>
-    <w:p>
-      <w:pPr>
         <w:pStyle w:val="Nagwek2"/>
         <w:rPr>
           <w:b/>
@@ -1480,6 +669,2306 @@
         <w:rPr>
           <w:highlight w:val="white"/>
         </w:rPr>
+        <w:t>import React, { useEffect, useRef, useState } from "react";</w:t>
+      </w:r>
+    </w:p>
+    <w:p>
+      <w:pPr>
+        <w:pStyle w:val="Normalny1"/>
+        <w:rPr>
+          <w:highlight w:val="white"/>
+        </w:rPr>
+      </w:pPr>
+      <w:r>
+        <w:rPr>
+          <w:highlight w:val="white"/>
+        </w:rPr>
+        <w:t>import Header from "./components/Header";</w:t>
+      </w:r>
+    </w:p>
+    <w:p>
+      <w:pPr>
+        <w:pStyle w:val="Normalny1"/>
+        <w:rPr>
+          <w:highlight w:val="white"/>
+        </w:rPr>
+      </w:pPr>
+      <w:r>
+        <w:rPr>
+          <w:highlight w:val="white"/>
+        </w:rPr>
+        <w:t>import TaskList from "./components/TaskList";</w:t>
+      </w:r>
+    </w:p>
+    <w:p>
+      <w:pPr>
+        <w:pStyle w:val="Normalny1"/>
+        <w:rPr>
+          <w:highlight w:val="white"/>
+        </w:rPr>
+      </w:pPr>
+      <w:r>
+        <w:rPr>
+          <w:highlight w:val="white"/>
+        </w:rPr>
+        <w:t>import Card from "./components/Card";</w:t>
+      </w:r>
+    </w:p>
+    <w:p>
+      <w:pPr>
+        <w:pStyle w:val="Normalny1"/>
+        <w:rPr>
+          <w:highlight w:val="white"/>
+        </w:rPr>
+      </w:pPr>
+      <w:r>
+        <w:rPr>
+          <w:highlight w:val="white"/>
+        </w:rPr>
+        <w:t>import TaskForm from "./components/TaskForm";</w:t>
+      </w:r>
+    </w:p>
+    <w:p>
+      <w:pPr>
+        <w:pStyle w:val="Normalny1"/>
+        <w:rPr>
+          <w:highlight w:val="white"/>
+        </w:rPr>
+      </w:pPr>
+      <w:r>
+        <w:rPr>
+          <w:highlight w:val="white"/>
+        </w:rPr>
+        <w:t>import QuoteOfTheDay from "./components/QuoteOfTheDay";</w:t>
+      </w:r>
+    </w:p>
+    <w:p>
+      <w:pPr>
+        <w:pStyle w:val="Normalny1"/>
+        <w:rPr>
+          <w:highlight w:val="white"/>
+        </w:rPr>
+      </w:pPr>
+      <w:r>
+        <w:rPr>
+          <w:highlight w:val="white"/>
+        </w:rPr>
+        <w:t>import "./App.css";</w:t>
+      </w:r>
+    </w:p>
+    <w:p>
+      <w:pPr>
+        <w:pStyle w:val="Normalny1"/>
+        <w:rPr>
+          <w:highlight w:val="white"/>
+        </w:rPr>
+      </w:pPr>
+      <w:r>
+        <w:rPr>
+          <w:highlight w:val="white"/>
+        </w:rPr>
+        <w:t>import useLocalStorage from "./hooks/useLocalStorage";"./hooks/useLocalStorage";</w:t>
+      </w:r>
+    </w:p>
+    <w:p>
+      <w:pPr>
+        <w:pStyle w:val="Normalny1"/>
+        <w:rPr>
+          <w:highlight w:val="white"/>
+        </w:rPr>
+      </w:pPr>
+      <w:r>
+        <w:rPr>
+          <w:highlight w:val="white"/>
+        </w:rPr>
+        <w:lastRenderedPageBreak/>
+        <w:t>import useDebounce from "./hooks/useDebounce";</w:t>
+      </w:r>
+    </w:p>
+    <w:p>
+      <w:pPr>
+        <w:pStyle w:val="Normalny1"/>
+        <w:rPr>
+          <w:highlight w:val="white"/>
+        </w:rPr>
+      </w:pPr>
+      <w:r>
+        <w:rPr>
+          <w:highlight w:val="white"/>
+        </w:rPr>
+        <w:t>import usePrevious from "./hooks/usePrevious";</w:t>
+      </w:r>
+    </w:p>
+    <w:p>
+      <w:pPr>
+        <w:pStyle w:val="Normalny1"/>
+        <w:rPr>
+          <w:highlight w:val="white"/>
+        </w:rPr>
+      </w:pPr>
+    </w:p>
+    <w:p>
+      <w:pPr>
+        <w:pStyle w:val="Normalny1"/>
+        <w:rPr>
+          <w:highlight w:val="white"/>
+        </w:rPr>
+      </w:pPr>
+      <w:r>
+        <w:rPr>
+          <w:highlight w:val="white"/>
+        </w:rPr>
+        <w:t>const filterNames = {</w:t>
+      </w:r>
+    </w:p>
+    <w:p>
+      <w:pPr>
+        <w:pStyle w:val="Normalny1"/>
+        <w:rPr>
+          <w:highlight w:val="white"/>
+        </w:rPr>
+      </w:pPr>
+      <w:r>
+        <w:rPr>
+          <w:highlight w:val="white"/>
+        </w:rPr>
+        <w:t>  all: "Wszystkie",</w:t>
+      </w:r>
+    </w:p>
+    <w:p>
+      <w:pPr>
+        <w:pStyle w:val="Normalny1"/>
+        <w:rPr>
+          <w:highlight w:val="white"/>
+        </w:rPr>
+      </w:pPr>
+      <w:r>
+        <w:rPr>
+          <w:highlight w:val="white"/>
+        </w:rPr>
+        <w:t>  todo: "Do zrobienia",</w:t>
+      </w:r>
+    </w:p>
+    <w:p>
+      <w:pPr>
+        <w:pStyle w:val="Normalny1"/>
+        <w:rPr>
+          <w:highlight w:val="white"/>
+        </w:rPr>
+      </w:pPr>
+      <w:r>
+        <w:rPr>
+          <w:highlight w:val="white"/>
+        </w:rPr>
+        <w:t>  done: "Wykonane"</w:t>
+      </w:r>
+    </w:p>
+    <w:p>
+      <w:pPr>
+        <w:pStyle w:val="Normalny1"/>
+        <w:rPr>
+          <w:highlight w:val="white"/>
+        </w:rPr>
+      </w:pPr>
+      <w:r>
+        <w:rPr>
+          <w:highlight w:val="white"/>
+        </w:rPr>
+        <w:t>};</w:t>
+      </w:r>
+    </w:p>
+    <w:p>
+      <w:pPr>
+        <w:pStyle w:val="Normalny1"/>
+        <w:rPr>
+          <w:highlight w:val="white"/>
+        </w:rPr>
+      </w:pPr>
+    </w:p>
+    <w:p>
+      <w:pPr>
+        <w:pStyle w:val="Normalny1"/>
+        <w:rPr>
+          <w:highlight w:val="white"/>
+        </w:rPr>
+      </w:pPr>
+      <w:r>
+        <w:rPr>
+          <w:highlight w:val="white"/>
+        </w:rPr>
+        <w:t>function App() {</w:t>
+      </w:r>
+    </w:p>
+    <w:p>
+      <w:pPr>
+        <w:pStyle w:val="Normalny1"/>
+        <w:rPr>
+          <w:highlight w:val="white"/>
+        </w:rPr>
+      </w:pPr>
+    </w:p>
+    <w:p>
+      <w:pPr>
+        <w:pStyle w:val="Normalny1"/>
+        <w:rPr>
+          <w:highlight w:val="white"/>
+        </w:rPr>
+      </w:pPr>
+      <w:r>
+        <w:rPr>
+          <w:highlight w:val="white"/>
+        </w:rPr>
+        <w:t>  useEffect(() =&gt; {</w:t>
+      </w:r>
+    </w:p>
+    <w:p>
+      <w:pPr>
+        <w:pStyle w:val="Normalny1"/>
+        <w:rPr>
+          <w:highlight w:val="white"/>
+        </w:rPr>
+      </w:pPr>
+      <w:r>
+        <w:rPr>
+          <w:highlight w:val="white"/>
+        </w:rPr>
+        <w:t>    document.title = "Menedżer Zadań";</w:t>
+      </w:r>
+    </w:p>
+    <w:p>
+      <w:pPr>
+        <w:pStyle w:val="Normalny1"/>
+        <w:rPr>
+          <w:highlight w:val="white"/>
+        </w:rPr>
+      </w:pPr>
+      <w:r>
+        <w:rPr>
+          <w:highlight w:val="white"/>
+        </w:rPr>
+        <w:t>  }, []);</w:t>
+      </w:r>
+    </w:p>
+    <w:p>
+      <w:pPr>
+        <w:pStyle w:val="Normalny1"/>
+        <w:rPr>
+          <w:highlight w:val="white"/>
+        </w:rPr>
+      </w:pPr>
+      <w:r>
+        <w:rPr>
+          <w:highlight w:val="white"/>
+        </w:rPr>
+        <w:t xml:space="preserve">  </w:t>
+      </w:r>
+    </w:p>
+    <w:p>
+      <w:pPr>
+        <w:pStyle w:val="Normalny1"/>
+        <w:rPr>
+          <w:highlight w:val="white"/>
+        </w:rPr>
+      </w:pPr>
+      <w:r>
+        <w:rPr>
+          <w:highlight w:val="white"/>
+        </w:rPr>
+        <w:t>  const renderCount = useRef(0);</w:t>
+      </w:r>
+    </w:p>
+    <w:p>
+      <w:pPr>
+        <w:pStyle w:val="Normalny1"/>
+        <w:rPr>
+          <w:highlight w:val="white"/>
+        </w:rPr>
+      </w:pPr>
+      <w:r>
+        <w:rPr>
+          <w:highlight w:val="white"/>
+        </w:rPr>
+        <w:t>  useEffect(() =&gt; {</w:t>
+      </w:r>
+    </w:p>
+    <w:p>
+      <w:pPr>
+        <w:pStyle w:val="Normalny1"/>
+        <w:rPr>
+          <w:highlight w:val="white"/>
+        </w:rPr>
+      </w:pPr>
+      <w:r>
+        <w:rPr>
+          <w:highlight w:val="white"/>
+        </w:rPr>
+        <w:t>    renderCount.current += 1;</w:t>
+      </w:r>
+    </w:p>
+    <w:p>
+      <w:pPr>
+        <w:pStyle w:val="Normalny1"/>
+        <w:rPr>
+          <w:highlight w:val="white"/>
+        </w:rPr>
+      </w:pPr>
+      <w:r>
+        <w:rPr>
+          <w:highlight w:val="white"/>
+        </w:rPr>
+        <w:t>    console.log(`%c[Render App]: ${renderCount.current}`, "color: #4caf50; font-weight: bold");</w:t>
+      </w:r>
+    </w:p>
+    <w:p>
+      <w:pPr>
+        <w:pStyle w:val="Normalny1"/>
+        <w:rPr>
+          <w:highlight w:val="white"/>
+        </w:rPr>
+      </w:pPr>
+      <w:r>
+        <w:rPr>
+          <w:highlight w:val="white"/>
+        </w:rPr>
+        <w:t>  });</w:t>
+      </w:r>
+    </w:p>
+    <w:p>
+      <w:pPr>
+        <w:pStyle w:val="Normalny1"/>
+        <w:rPr>
+          <w:highlight w:val="white"/>
+        </w:rPr>
+      </w:pPr>
+    </w:p>
+    <w:p>
+      <w:pPr>
+        <w:pStyle w:val="Normalny1"/>
+        <w:rPr>
+          <w:highlight w:val="white"/>
+        </w:rPr>
+      </w:pPr>
+      <w:r>
+        <w:rPr>
+          <w:highlight w:val="white"/>
+        </w:rPr>
+        <w:t>  const categories = ["Praca", "Dom", "Zakupy", "Inne"];</w:t>
+      </w:r>
+    </w:p>
+    <w:p>
+      <w:pPr>
+        <w:pStyle w:val="Normalny1"/>
+        <w:rPr>
+          <w:highlight w:val="white"/>
+        </w:rPr>
+      </w:pPr>
+      <w:r>
+        <w:rPr>
+          <w:highlight w:val="white"/>
+        </w:rPr>
+        <w:t xml:space="preserve">  </w:t>
+      </w:r>
+    </w:p>
+    <w:p>
+      <w:pPr>
+        <w:pStyle w:val="Normalny1"/>
+        <w:rPr>
+          <w:highlight w:val="white"/>
+        </w:rPr>
+      </w:pPr>
+      <w:r>
+        <w:rPr>
+          <w:highlight w:val="white"/>
+        </w:rPr>
+        <w:t>    const [tasks, setTasks] = useLocalStorage('tasks', [</w:t>
+      </w:r>
+    </w:p>
+    <w:p>
+      <w:pPr>
+        <w:pStyle w:val="Normalny1"/>
+        <w:rPr>
+          <w:highlight w:val="white"/>
+        </w:rPr>
+      </w:pPr>
+      <w:r>
+        <w:rPr>
+          <w:highlight w:val="white"/>
+        </w:rPr>
+        <w:t>        { id: 1, title: "Kup mleko", completed: false, priority: "high", category: "Zakupy" },</w:t>
+      </w:r>
+    </w:p>
+    <w:p>
+      <w:pPr>
+        <w:pStyle w:val="Normalny1"/>
+        <w:rPr>
+          <w:highlight w:val="white"/>
+        </w:rPr>
+      </w:pPr>
+      <w:r>
+        <w:rPr>
+          <w:highlight w:val="white"/>
+        </w:rPr>
+        <w:t>        { id: 2, title: "Posprzątać pokój", completed: true, priority: "medium", category: "Dom" },</w:t>
+      </w:r>
+    </w:p>
+    <w:p>
+      <w:pPr>
+        <w:pStyle w:val="Normalny1"/>
+        <w:rPr>
+          <w:highlight w:val="white"/>
+        </w:rPr>
+      </w:pPr>
+      <w:r>
+        <w:rPr>
+          <w:highlight w:val="white"/>
+        </w:rPr>
+        <w:t>        { id: 3, title: "Zadzwonić do taty", completed: false, priority: "low", category: "Inne" },</w:t>
+      </w:r>
+    </w:p>
+    <w:p>
+      <w:pPr>
+        <w:pStyle w:val="Normalny1"/>
+        <w:rPr>
+          <w:highlight w:val="white"/>
+        </w:rPr>
+      </w:pPr>
+      <w:r>
+        <w:rPr>
+          <w:highlight w:val="white"/>
+        </w:rPr>
+        <w:t>      ]);</w:t>
+      </w:r>
+    </w:p>
+    <w:p>
+      <w:pPr>
+        <w:pStyle w:val="Normalny1"/>
+        <w:rPr>
+          <w:highlight w:val="white"/>
+        </w:rPr>
+      </w:pPr>
+    </w:p>
+    <w:p>
+      <w:pPr>
+        <w:pStyle w:val="Normalny1"/>
+        <w:rPr>
+          <w:highlight w:val="white"/>
+        </w:rPr>
+      </w:pPr>
+      <w:r>
+        <w:rPr>
+          <w:highlight w:val="white"/>
+        </w:rPr>
+        <w:t>  // Zamiast useState używamy useLocalStorage</w:t>
+      </w:r>
+    </w:p>
+    <w:p>
+      <w:pPr>
+        <w:pStyle w:val="Normalny1"/>
+        <w:rPr>
+          <w:highlight w:val="white"/>
+        </w:rPr>
+      </w:pPr>
+      <w:r>
+        <w:rPr>
+          <w:highlight w:val="white"/>
+        </w:rPr>
+        <w:t>  const [filter, setFilter] = useLocalStorage('activeFilter', 'all');</w:t>
+      </w:r>
+    </w:p>
+    <w:p>
+      <w:pPr>
+        <w:pStyle w:val="Normalny1"/>
+        <w:rPr>
+          <w:highlight w:val="white"/>
+        </w:rPr>
+      </w:pPr>
+      <w:r>
+        <w:rPr>
+          <w:highlight w:val="white"/>
+        </w:rPr>
+        <w:t xml:space="preserve">  </w:t>
+      </w:r>
+    </w:p>
+    <w:p>
+      <w:pPr>
+        <w:pStyle w:val="Normalny1"/>
+        <w:rPr>
+          <w:highlight w:val="white"/>
+        </w:rPr>
+      </w:pPr>
+      <w:r>
+        <w:rPr>
+          <w:highlight w:val="white"/>
+        </w:rPr>
+        <w:t>  const [categoryFilter, setCategoryFilter] = useState("Wszystkie");</w:t>
+      </w:r>
+    </w:p>
+    <w:p>
+      <w:pPr>
+        <w:pStyle w:val="Normalny1"/>
+        <w:rPr>
+          <w:highlight w:val="white"/>
+        </w:rPr>
+      </w:pPr>
+    </w:p>
+    <w:p>
+      <w:pPr>
+        <w:pStyle w:val="Normalny1"/>
+        <w:rPr>
+          <w:highlight w:val="white"/>
+        </w:rPr>
+      </w:pPr>
+      <w:r>
+        <w:rPr>
+          <w:highlight w:val="white"/>
+        </w:rPr>
+        <w:t>  const [searchTerm, setSearchTerm] = useState("");</w:t>
+      </w:r>
+    </w:p>
+    <w:p>
+      <w:pPr>
+        <w:pStyle w:val="Normalny1"/>
+        <w:rPr>
+          <w:highlight w:val="white"/>
+        </w:rPr>
+      </w:pPr>
+      <w:r>
+        <w:rPr>
+          <w:highlight w:val="white"/>
+        </w:rPr>
+        <w:t>  const debouncedSearchTerm = useDebounce(searchTerm, 300); // Czekamy 300ms</w:t>
+      </w:r>
+    </w:p>
+    <w:p>
+      <w:pPr>
+        <w:pStyle w:val="Normalny1"/>
+        <w:rPr>
+          <w:highlight w:val="white"/>
+        </w:rPr>
+      </w:pPr>
+    </w:p>
+    <w:p>
+      <w:pPr>
+        <w:pStyle w:val="Normalny1"/>
+        <w:rPr>
+          <w:highlight w:val="white"/>
+        </w:rPr>
+      </w:pPr>
+      <w:r>
+        <w:rPr>
+          <w:highlight w:val="white"/>
+        </w:rPr>
+        <w:t>  const prevFilter = usePrevious(filter); // Pobieramy poprzedni stan filtra</w:t>
+      </w:r>
+    </w:p>
+    <w:p>
+      <w:pPr>
+        <w:pStyle w:val="Normalny1"/>
+        <w:rPr>
+          <w:highlight w:val="white"/>
+        </w:rPr>
+      </w:pPr>
+      <w:r>
+        <w:rPr>
+          <w:highlight w:val="white"/>
+        </w:rPr>
+        <w:t>  const [filterMessage, setFilterMessage] = useState("");</w:t>
+      </w:r>
+    </w:p>
+    <w:p>
+      <w:pPr>
+        <w:pStyle w:val="Normalny1"/>
+        <w:rPr>
+          <w:highlight w:val="white"/>
+        </w:rPr>
+      </w:pPr>
+      <w:r>
+        <w:rPr>
+          <w:highlight w:val="white"/>
+        </w:rPr>
+        <w:t>  const messageTimerRef = useRef(null); // Ref do przechowywania ID timera</w:t>
+      </w:r>
+    </w:p>
+    <w:p>
+      <w:pPr>
+        <w:pStyle w:val="Normalny1"/>
+        <w:rPr>
+          <w:highlight w:val="white"/>
+        </w:rPr>
+      </w:pPr>
+    </w:p>
+    <w:p>
+      <w:pPr>
+        <w:pStyle w:val="Normalny1"/>
+        <w:rPr>
+          <w:highlight w:val="white"/>
+        </w:rPr>
+      </w:pPr>
+      <w:r>
+        <w:rPr>
+          <w:highlight w:val="white"/>
+        </w:rPr>
+        <w:t>  useEffect(() =&gt; {</w:t>
+      </w:r>
+    </w:p>
+    <w:p>
+      <w:pPr>
+        <w:pStyle w:val="Normalny1"/>
+        <w:rPr>
+          <w:highlight w:val="white"/>
+        </w:rPr>
+      </w:pPr>
+      <w:r>
+        <w:rPr>
+          <w:highlight w:val="white"/>
+        </w:rPr>
+        <w:t>    if (prevFilter !== undefined &amp;&amp; prevFilter !== filter) {</w:t>
+      </w:r>
+    </w:p>
+    <w:p>
+      <w:pPr>
+        <w:pStyle w:val="Normalny1"/>
+        <w:rPr>
+          <w:highlight w:val="white"/>
+        </w:rPr>
+      </w:pPr>
+      <w:r>
+        <w:rPr>
+          <w:highlight w:val="white"/>
+        </w:rPr>
+        <w:t>      // Pobieramy ładne nazwy ze słownika</w:t>
+      </w:r>
+    </w:p>
+    <w:p>
+      <w:pPr>
+        <w:pStyle w:val="Normalny1"/>
+        <w:rPr>
+          <w:highlight w:val="white"/>
+        </w:rPr>
+      </w:pPr>
+      <w:r>
+        <w:rPr>
+          <w:highlight w:val="white"/>
+        </w:rPr>
+        <w:lastRenderedPageBreak/>
+        <w:t>      const prevLabel = filterNames[prevFilter] || prevFilter;</w:t>
+      </w:r>
+    </w:p>
+    <w:p>
+      <w:pPr>
+        <w:pStyle w:val="Normalny1"/>
+        <w:rPr>
+          <w:highlight w:val="white"/>
+        </w:rPr>
+      </w:pPr>
+      <w:r>
+        <w:rPr>
+          <w:highlight w:val="white"/>
+        </w:rPr>
+        <w:t>      const currentLabel = filterNames[filter] || filter;</w:t>
+      </w:r>
+    </w:p>
+    <w:p>
+      <w:pPr>
+        <w:pStyle w:val="Normalny1"/>
+        <w:rPr>
+          <w:highlight w:val="white"/>
+        </w:rPr>
+      </w:pPr>
+    </w:p>
+    <w:p>
+      <w:pPr>
+        <w:pStyle w:val="Normalny1"/>
+        <w:rPr>
+          <w:highlight w:val="white"/>
+        </w:rPr>
+      </w:pPr>
+      <w:r>
+        <w:rPr>
+          <w:highlight w:val="white"/>
+        </w:rPr>
+        <w:t>      setFilterMessage(`Zmieniono filtr z "${prevLabel}" na "${currentLabel}"`);</w:t>
+      </w:r>
+    </w:p>
+    <w:p>
+      <w:pPr>
+        <w:pStyle w:val="Normalny1"/>
+        <w:rPr>
+          <w:highlight w:val="white"/>
+        </w:rPr>
+      </w:pPr>
+    </w:p>
+    <w:p>
+      <w:pPr>
+        <w:pStyle w:val="Normalny1"/>
+        <w:rPr>
+          <w:highlight w:val="white"/>
+        </w:rPr>
+      </w:pPr>
+      <w:r>
+        <w:rPr>
+          <w:highlight w:val="white"/>
+        </w:rPr>
+        <w:t>      if (messageTimerRef.current) {</w:t>
+      </w:r>
+    </w:p>
+    <w:p>
+      <w:pPr>
+        <w:pStyle w:val="Normalny1"/>
+        <w:rPr>
+          <w:highlight w:val="white"/>
+        </w:rPr>
+      </w:pPr>
+      <w:r>
+        <w:rPr>
+          <w:highlight w:val="white"/>
+        </w:rPr>
+        <w:t>        clearTimeout(messageTimerRef.current);</w:t>
+      </w:r>
+    </w:p>
+    <w:p>
+      <w:pPr>
+        <w:pStyle w:val="Normalny1"/>
+        <w:rPr>
+          <w:highlight w:val="white"/>
+        </w:rPr>
+      </w:pPr>
+      <w:r>
+        <w:rPr>
+          <w:highlight w:val="white"/>
+        </w:rPr>
+        <w:t>      }</w:t>
+      </w:r>
+    </w:p>
+    <w:p>
+      <w:pPr>
+        <w:pStyle w:val="Normalny1"/>
+        <w:rPr>
+          <w:highlight w:val="white"/>
+        </w:rPr>
+      </w:pPr>
+    </w:p>
+    <w:p>
+      <w:pPr>
+        <w:pStyle w:val="Normalny1"/>
+        <w:rPr>
+          <w:highlight w:val="white"/>
+        </w:rPr>
+      </w:pPr>
+      <w:r>
+        <w:rPr>
+          <w:highlight w:val="white"/>
+        </w:rPr>
+        <w:t>      messageTimerRef.current = setTimeout(() =&gt; {</w:t>
+      </w:r>
+    </w:p>
+    <w:p>
+      <w:pPr>
+        <w:pStyle w:val="Normalny1"/>
+        <w:rPr>
+          <w:highlight w:val="white"/>
+        </w:rPr>
+      </w:pPr>
+      <w:r>
+        <w:rPr>
+          <w:highlight w:val="white"/>
+        </w:rPr>
+        <w:t>        setFilterMessage("");</w:t>
+      </w:r>
+    </w:p>
+    <w:p>
+      <w:pPr>
+        <w:pStyle w:val="Normalny1"/>
+        <w:rPr>
+          <w:highlight w:val="white"/>
+        </w:rPr>
+      </w:pPr>
+      <w:r>
+        <w:rPr>
+          <w:highlight w:val="white"/>
+        </w:rPr>
+        <w:t>      }, 2000);</w:t>
+      </w:r>
+    </w:p>
+    <w:p>
+      <w:pPr>
+        <w:pStyle w:val="Normalny1"/>
+        <w:rPr>
+          <w:highlight w:val="white"/>
+        </w:rPr>
+      </w:pPr>
+      <w:r>
+        <w:rPr>
+          <w:highlight w:val="white"/>
+        </w:rPr>
+        <w:t>    }</w:t>
+      </w:r>
+    </w:p>
+    <w:p>
+      <w:pPr>
+        <w:pStyle w:val="Normalny1"/>
+        <w:rPr>
+          <w:highlight w:val="white"/>
+        </w:rPr>
+      </w:pPr>
+      <w:r>
+        <w:rPr>
+          <w:highlight w:val="white"/>
+        </w:rPr>
+        <w:t>  }, [filter, prevFilter]);</w:t>
+      </w:r>
+    </w:p>
+    <w:p>
+      <w:pPr>
+        <w:pStyle w:val="Normalny1"/>
+        <w:rPr>
+          <w:highlight w:val="white"/>
+        </w:rPr>
+      </w:pPr>
+    </w:p>
+    <w:p>
+      <w:pPr>
+        <w:pStyle w:val="Normalny1"/>
+        <w:rPr>
+          <w:highlight w:val="white"/>
+        </w:rPr>
+      </w:pPr>
+      <w:r>
+        <w:rPr>
+          <w:highlight w:val="white"/>
+        </w:rPr>
+        <w:t>  const toggleTask = (id) =&gt; {</w:t>
+      </w:r>
+    </w:p>
+    <w:p>
+      <w:pPr>
+        <w:pStyle w:val="Normalny1"/>
+        <w:rPr>
+          <w:highlight w:val="white"/>
+        </w:rPr>
+      </w:pPr>
+      <w:r>
+        <w:rPr>
+          <w:highlight w:val="white"/>
+        </w:rPr>
+        <w:t>    setTasks(</w:t>
+      </w:r>
+    </w:p>
+    <w:p>
+      <w:pPr>
+        <w:pStyle w:val="Normalny1"/>
+        <w:rPr>
+          <w:highlight w:val="white"/>
+        </w:rPr>
+      </w:pPr>
+      <w:r>
+        <w:rPr>
+          <w:highlight w:val="white"/>
+        </w:rPr>
+        <w:t>      tasks.map((task) =&gt;</w:t>
+      </w:r>
+    </w:p>
+    <w:p>
+      <w:pPr>
+        <w:pStyle w:val="Normalny1"/>
+        <w:rPr>
+          <w:highlight w:val="white"/>
+        </w:rPr>
+      </w:pPr>
+      <w:r>
+        <w:rPr>
+          <w:highlight w:val="white"/>
+        </w:rPr>
+        <w:t>        task.id === id ? {...task, completed: !task.completed } : task</w:t>
+      </w:r>
+    </w:p>
+    <w:p>
+      <w:pPr>
+        <w:pStyle w:val="Normalny1"/>
+        <w:rPr>
+          <w:highlight w:val="white"/>
+        </w:rPr>
+      </w:pPr>
+      <w:r>
+        <w:rPr>
+          <w:highlight w:val="white"/>
+        </w:rPr>
+        <w:t>      )</w:t>
+      </w:r>
+    </w:p>
+    <w:p>
+      <w:pPr>
+        <w:pStyle w:val="Normalny1"/>
+        <w:rPr>
+          <w:highlight w:val="white"/>
+        </w:rPr>
+      </w:pPr>
+      <w:r>
+        <w:rPr>
+          <w:highlight w:val="white"/>
+        </w:rPr>
+        <w:t>    );</w:t>
+      </w:r>
+    </w:p>
+    <w:p>
+      <w:pPr>
+        <w:pStyle w:val="Normalny1"/>
+        <w:rPr>
+          <w:highlight w:val="white"/>
+        </w:rPr>
+      </w:pPr>
+      <w:r>
+        <w:rPr>
+          <w:highlight w:val="white"/>
+        </w:rPr>
+        <w:t>  };</w:t>
+      </w:r>
+    </w:p>
+    <w:p>
+      <w:pPr>
+        <w:pStyle w:val="Normalny1"/>
+        <w:rPr>
+          <w:highlight w:val="white"/>
+        </w:rPr>
+      </w:pPr>
+    </w:p>
+    <w:p>
+      <w:pPr>
+        <w:pStyle w:val="Normalny1"/>
+        <w:rPr>
+          <w:highlight w:val="white"/>
+        </w:rPr>
+      </w:pPr>
+      <w:r>
+        <w:rPr>
+          <w:highlight w:val="white"/>
+        </w:rPr>
+        <w:t>  const deleteTask = (id) =&gt; {</w:t>
+      </w:r>
+    </w:p>
+    <w:p>
+      <w:pPr>
+        <w:pStyle w:val="Normalny1"/>
+        <w:rPr>
+          <w:highlight w:val="white"/>
+        </w:rPr>
+      </w:pPr>
+      <w:r>
+        <w:rPr>
+          <w:highlight w:val="white"/>
+        </w:rPr>
+        <w:t>    setTasks(tasks.filter((task) =&gt; task.id !== id));</w:t>
+      </w:r>
+    </w:p>
+    <w:p>
+      <w:pPr>
+        <w:pStyle w:val="Normalny1"/>
+        <w:rPr>
+          <w:highlight w:val="white"/>
+        </w:rPr>
+      </w:pPr>
+      <w:r>
+        <w:rPr>
+          <w:highlight w:val="white"/>
+        </w:rPr>
+        <w:t>  };</w:t>
+      </w:r>
+    </w:p>
+    <w:p>
+      <w:pPr>
+        <w:pStyle w:val="Normalny1"/>
+        <w:rPr>
+          <w:highlight w:val="white"/>
+        </w:rPr>
+      </w:pPr>
+    </w:p>
+    <w:p>
+      <w:pPr>
+        <w:pStyle w:val="Normalny1"/>
+        <w:rPr>
+          <w:highlight w:val="white"/>
+        </w:rPr>
+      </w:pPr>
+      <w:r>
+        <w:rPr>
+          <w:highlight w:val="white"/>
+        </w:rPr>
+        <w:t>  const addTask = (newTask) =&gt; {</w:t>
+      </w:r>
+    </w:p>
+    <w:p>
+      <w:pPr>
+        <w:pStyle w:val="Normalny1"/>
+        <w:rPr>
+          <w:highlight w:val="white"/>
+        </w:rPr>
+      </w:pPr>
+      <w:r>
+        <w:rPr>
+          <w:highlight w:val="white"/>
+        </w:rPr>
+        <w:t>    setTasks([...tasks, newTask]);</w:t>
+      </w:r>
+    </w:p>
+    <w:p>
+      <w:pPr>
+        <w:pStyle w:val="Normalny1"/>
+        <w:rPr>
+          <w:highlight w:val="white"/>
+        </w:rPr>
+      </w:pPr>
+      <w:r>
+        <w:rPr>
+          <w:highlight w:val="white"/>
+        </w:rPr>
+        <w:t>  };</w:t>
+      </w:r>
+    </w:p>
+    <w:p>
+      <w:pPr>
+        <w:pStyle w:val="Normalny1"/>
+        <w:rPr>
+          <w:highlight w:val="white"/>
+        </w:rPr>
+      </w:pPr>
+    </w:p>
+    <w:p>
+      <w:pPr>
+        <w:pStyle w:val="Normalny1"/>
+        <w:rPr>
+          <w:highlight w:val="white"/>
+        </w:rPr>
+      </w:pPr>
+      <w:r>
+        <w:rPr>
+          <w:highlight w:val="white"/>
+        </w:rPr>
+        <w:t>  const updateTask = (id, newTitle, newCategory) =&gt; {</w:t>
+      </w:r>
+    </w:p>
+    <w:p>
+      <w:pPr>
+        <w:pStyle w:val="Normalny1"/>
+        <w:rPr>
+          <w:highlight w:val="white"/>
+        </w:rPr>
+      </w:pPr>
+      <w:r>
+        <w:rPr>
+          <w:highlight w:val="white"/>
+        </w:rPr>
+        <w:t xml:space="preserve">    setTasks(tasks.map(task =&gt; </w:t>
+      </w:r>
+    </w:p>
+    <w:p>
+      <w:pPr>
+        <w:pStyle w:val="Normalny1"/>
+        <w:rPr>
+          <w:highlight w:val="white"/>
+        </w:rPr>
+      </w:pPr>
+      <w:r>
+        <w:rPr>
+          <w:highlight w:val="white"/>
+        </w:rPr>
+        <w:t>      task.id === id ? { ...task, title: newTitle, category: newCategory } : task</w:t>
+      </w:r>
+    </w:p>
+    <w:p>
+      <w:pPr>
+        <w:pStyle w:val="Normalny1"/>
+        <w:rPr>
+          <w:highlight w:val="white"/>
+        </w:rPr>
+      </w:pPr>
+      <w:r>
+        <w:rPr>
+          <w:highlight w:val="white"/>
+        </w:rPr>
+        <w:t>    ));</w:t>
+      </w:r>
+    </w:p>
+    <w:p>
+      <w:pPr>
+        <w:pStyle w:val="Normalny1"/>
+        <w:rPr>
+          <w:highlight w:val="white"/>
+        </w:rPr>
+      </w:pPr>
+      <w:r>
+        <w:rPr>
+          <w:highlight w:val="white"/>
+        </w:rPr>
+        <w:t>  };</w:t>
+      </w:r>
+    </w:p>
+    <w:p>
+      <w:pPr>
+        <w:pStyle w:val="Normalny1"/>
+        <w:rPr>
+          <w:highlight w:val="white"/>
+        </w:rPr>
+      </w:pPr>
+    </w:p>
+    <w:p>
+      <w:pPr>
+        <w:pStyle w:val="Normalny1"/>
+        <w:rPr>
+          <w:highlight w:val="white"/>
+        </w:rPr>
+      </w:pPr>
+      <w:r>
+        <w:rPr>
+          <w:highlight w:val="white"/>
+        </w:rPr>
+        <w:t>  const clearAllTasks = () =&gt; {</w:t>
+      </w:r>
+    </w:p>
+    <w:p>
+      <w:pPr>
+        <w:pStyle w:val="Normalny1"/>
+        <w:rPr>
+          <w:highlight w:val="white"/>
+        </w:rPr>
+      </w:pPr>
+      <w:r>
+        <w:rPr>
+          <w:highlight w:val="white"/>
+        </w:rPr>
+        <w:t>    if (window.confirm("Napewno chcesz usunąć wszystkie zadania?")) {</w:t>
+      </w:r>
+    </w:p>
+    <w:p>
+      <w:pPr>
+        <w:pStyle w:val="Normalny1"/>
+        <w:rPr>
+          <w:highlight w:val="white"/>
+        </w:rPr>
+      </w:pPr>
+      <w:r>
+        <w:rPr>
+          <w:highlight w:val="white"/>
+        </w:rPr>
+        <w:t>      setTasks([]);</w:t>
+      </w:r>
+    </w:p>
+    <w:p>
+      <w:pPr>
+        <w:pStyle w:val="Normalny1"/>
+        <w:rPr>
+          <w:highlight w:val="white"/>
+        </w:rPr>
+      </w:pPr>
+      <w:r>
+        <w:rPr>
+          <w:highlight w:val="white"/>
+        </w:rPr>
+        <w:t>    }</w:t>
+      </w:r>
+    </w:p>
+    <w:p>
+      <w:pPr>
+        <w:pStyle w:val="Normalny1"/>
+        <w:rPr>
+          <w:highlight w:val="white"/>
+        </w:rPr>
+      </w:pPr>
+      <w:r>
+        <w:rPr>
+          <w:highlight w:val="white"/>
+        </w:rPr>
+        <w:t>  };</w:t>
+      </w:r>
+    </w:p>
+    <w:p>
+      <w:pPr>
+        <w:pStyle w:val="Normalny1"/>
+        <w:rPr>
+          <w:highlight w:val="white"/>
+        </w:rPr>
+      </w:pPr>
+    </w:p>
+    <w:p>
+      <w:pPr>
+        <w:pStyle w:val="Normalny1"/>
+        <w:rPr>
+          <w:highlight w:val="white"/>
+        </w:rPr>
+      </w:pPr>
+      <w:r>
+        <w:rPr>
+          <w:highlight w:val="white"/>
+        </w:rPr>
+        <w:t>  const filteredTasks = tasks</w:t>
+      </w:r>
+    </w:p>
+    <w:p>
+      <w:pPr>
+        <w:pStyle w:val="Normalny1"/>
+        <w:rPr>
+          <w:highlight w:val="white"/>
+        </w:rPr>
+      </w:pPr>
+      <w:r>
+        <w:rPr>
+          <w:highlight w:val="white"/>
+        </w:rPr>
+        <w:lastRenderedPageBreak/>
+        <w:t>  .filter(task =&gt; {</w:t>
+      </w:r>
+    </w:p>
+    <w:p>
+      <w:pPr>
+        <w:pStyle w:val="Normalny1"/>
+        <w:rPr>
+          <w:highlight w:val="white"/>
+        </w:rPr>
+      </w:pPr>
+      <w:r>
+        <w:rPr>
+          <w:highlight w:val="white"/>
+        </w:rPr>
+        <w:t>    if (filter === "done") return task.completed;</w:t>
+      </w:r>
+    </w:p>
+    <w:p>
+      <w:pPr>
+        <w:pStyle w:val="Normalny1"/>
+        <w:rPr>
+          <w:highlight w:val="white"/>
+        </w:rPr>
+      </w:pPr>
+      <w:r>
+        <w:rPr>
+          <w:highlight w:val="white"/>
+        </w:rPr>
+        <w:t>    if (filter === "todo") return !task.completed;</w:t>
+      </w:r>
+    </w:p>
+    <w:p>
+      <w:pPr>
+        <w:pStyle w:val="Normalny1"/>
+        <w:rPr>
+          <w:highlight w:val="white"/>
+        </w:rPr>
+      </w:pPr>
+      <w:r>
+        <w:rPr>
+          <w:highlight w:val="white"/>
+        </w:rPr>
+        <w:t>    return true;</w:t>
+      </w:r>
+    </w:p>
+    <w:p>
+      <w:pPr>
+        <w:pStyle w:val="Normalny1"/>
+        <w:rPr>
+          <w:highlight w:val="white"/>
+        </w:rPr>
+      </w:pPr>
+      <w:r>
+        <w:rPr>
+          <w:highlight w:val="white"/>
+        </w:rPr>
+        <w:t>  })</w:t>
+      </w:r>
+    </w:p>
+    <w:p>
+      <w:pPr>
+        <w:pStyle w:val="Normalny1"/>
+        <w:rPr>
+          <w:highlight w:val="white"/>
+        </w:rPr>
+      </w:pPr>
+      <w:r>
+        <w:rPr>
+          <w:highlight w:val="white"/>
+        </w:rPr>
+        <w:t>  .filter(task =&gt; {</w:t>
+      </w:r>
+    </w:p>
+    <w:p>
+      <w:pPr>
+        <w:pStyle w:val="Normalny1"/>
+        <w:rPr>
+          <w:highlight w:val="white"/>
+        </w:rPr>
+      </w:pPr>
+      <w:r>
+        <w:rPr>
+          <w:highlight w:val="white"/>
+        </w:rPr>
+        <w:t>    if (categoryFilter === "Wszystkie") return true;</w:t>
+      </w:r>
+    </w:p>
+    <w:p>
+      <w:pPr>
+        <w:pStyle w:val="Normalny1"/>
+        <w:rPr>
+          <w:highlight w:val="white"/>
+        </w:rPr>
+      </w:pPr>
+      <w:r>
+        <w:rPr>
+          <w:highlight w:val="white"/>
+        </w:rPr>
+        <w:t>    return task.category === categoryFilter;</w:t>
+      </w:r>
+    </w:p>
+    <w:p>
+      <w:pPr>
+        <w:pStyle w:val="Normalny1"/>
+        <w:rPr>
+          <w:highlight w:val="white"/>
+        </w:rPr>
+      </w:pPr>
+      <w:r>
+        <w:rPr>
+          <w:highlight w:val="white"/>
+        </w:rPr>
+        <w:t>  })</w:t>
+      </w:r>
+    </w:p>
+    <w:p>
+      <w:pPr>
+        <w:pStyle w:val="Normalny1"/>
+        <w:rPr>
+          <w:highlight w:val="white"/>
+        </w:rPr>
+      </w:pPr>
+      <w:r>
+        <w:rPr>
+          <w:highlight w:val="white"/>
+        </w:rPr>
+        <w:t>  .filter(task =&gt; {</w:t>
+      </w:r>
+    </w:p>
+    <w:p>
+      <w:pPr>
+        <w:pStyle w:val="Normalny1"/>
+        <w:rPr>
+          <w:highlight w:val="white"/>
+        </w:rPr>
+      </w:pPr>
+      <w:r>
+        <w:rPr>
+          <w:highlight w:val="white"/>
+        </w:rPr>
+        <w:t>    return task.title.toLowerCase().includes(debouncedSearchTerm.toLowerCase());</w:t>
+      </w:r>
+    </w:p>
+    <w:p>
+      <w:pPr>
+        <w:pStyle w:val="Normalny1"/>
+        <w:rPr>
+          <w:highlight w:val="white"/>
+        </w:rPr>
+      </w:pPr>
+      <w:r>
+        <w:rPr>
+          <w:highlight w:val="white"/>
+        </w:rPr>
+        <w:t>  });</w:t>
+      </w:r>
+    </w:p>
+    <w:p>
+      <w:pPr>
+        <w:pStyle w:val="Normalny1"/>
+        <w:rPr>
+          <w:highlight w:val="white"/>
+        </w:rPr>
+      </w:pPr>
+    </w:p>
+    <w:p>
+      <w:pPr>
+        <w:pStyle w:val="Normalny1"/>
+        <w:rPr>
+          <w:highlight w:val="white"/>
+        </w:rPr>
+      </w:pPr>
+      <w:r>
+        <w:rPr>
+          <w:highlight w:val="white"/>
+        </w:rPr>
+        <w:t>  return (</w:t>
+      </w:r>
+    </w:p>
+    <w:p>
+      <w:pPr>
+        <w:pStyle w:val="Normalny1"/>
+        <w:rPr>
+          <w:highlight w:val="white"/>
+        </w:rPr>
+      </w:pPr>
+      <w:r>
+        <w:rPr>
+          <w:highlight w:val="white"/>
+        </w:rPr>
+        <w:t>    &lt;div className="app"&gt;</w:t>
+      </w:r>
+    </w:p>
+    <w:p>
+      <w:pPr>
+        <w:pStyle w:val="Normalny1"/>
+        <w:rPr>
+          <w:highlight w:val="white"/>
+        </w:rPr>
+      </w:pPr>
+      <w:r>
+        <w:rPr>
+          <w:highlight w:val="white"/>
+        </w:rPr>
+        <w:t>      {/*WYŚWIETLANIE KOMUNIKATU (Jeśli istnieje) */}</w:t>
+      </w:r>
+    </w:p>
+    <w:p>
+      <w:pPr>
+        <w:pStyle w:val="Normalny1"/>
+        <w:rPr>
+          <w:highlight w:val="white"/>
+        </w:rPr>
+      </w:pPr>
+      <w:r>
+        <w:rPr>
+          <w:highlight w:val="white"/>
+        </w:rPr>
+        <w:t>      {filterMessage &amp;&amp; (</w:t>
+      </w:r>
+    </w:p>
+    <w:p>
+      <w:pPr>
+        <w:pStyle w:val="Normalny1"/>
+        <w:rPr>
+          <w:highlight w:val="white"/>
+        </w:rPr>
+      </w:pPr>
+      <w:r>
+        <w:rPr>
+          <w:highlight w:val="white"/>
+        </w:rPr>
+        <w:t>        &lt;div className="filter-alert"&gt;</w:t>
+      </w:r>
+    </w:p>
+    <w:p>
+      <w:pPr>
+        <w:pStyle w:val="Normalny1"/>
+        <w:rPr>
+          <w:highlight w:val="white"/>
+        </w:rPr>
+      </w:pPr>
+      <w:r>
+        <w:rPr>
+          <w:highlight w:val="white"/>
+        </w:rPr>
+        <w:t>          {filterMessage}</w:t>
+      </w:r>
+    </w:p>
+    <w:p>
+      <w:pPr>
+        <w:pStyle w:val="Normalny1"/>
+        <w:rPr>
+          <w:highlight w:val="white"/>
+        </w:rPr>
+      </w:pPr>
+      <w:r>
+        <w:rPr>
+          <w:highlight w:val="white"/>
+        </w:rPr>
+        <w:t>        &lt;/div&gt;</w:t>
+      </w:r>
+    </w:p>
+    <w:p>
+      <w:pPr>
+        <w:pStyle w:val="Normalny1"/>
+        <w:rPr>
+          <w:highlight w:val="white"/>
+        </w:rPr>
+      </w:pPr>
+      <w:r>
+        <w:rPr>
+          <w:highlight w:val="white"/>
+        </w:rPr>
+        <w:t>      )}</w:t>
+      </w:r>
+    </w:p>
+    <w:p>
+      <w:pPr>
+        <w:pStyle w:val="Normalny1"/>
+        <w:rPr>
+          <w:highlight w:val="white"/>
+        </w:rPr>
+      </w:pPr>
+      <w:r>
+        <w:rPr>
+          <w:highlight w:val="white"/>
+        </w:rPr>
+        <w:t>      &lt;Header /&gt;</w:t>
+      </w:r>
+    </w:p>
+    <w:p>
+      <w:pPr>
+        <w:pStyle w:val="Normalny1"/>
+        <w:rPr>
+          <w:highlight w:val="white"/>
+        </w:rPr>
+      </w:pPr>
+      <w:r>
+        <w:rPr>
+          <w:highlight w:val="white"/>
+        </w:rPr>
+        <w:t>      &lt;QuoteOfTheDay /&gt;</w:t>
+      </w:r>
+    </w:p>
+    <w:p>
+      <w:pPr>
+        <w:pStyle w:val="Normalny1"/>
+        <w:rPr>
+          <w:highlight w:val="white"/>
+        </w:rPr>
+      </w:pPr>
+      <w:r>
+        <w:rPr>
+          <w:highlight w:val="white"/>
+        </w:rPr>
+        <w:t>      &lt;Card title="Dodaj nowe zadanie"&gt;</w:t>
+      </w:r>
+    </w:p>
+    <w:p>
+      <w:pPr>
+        <w:pStyle w:val="Normalny1"/>
+        <w:rPr>
+          <w:highlight w:val="white"/>
+        </w:rPr>
+      </w:pPr>
+      <w:r>
+        <w:rPr>
+          <w:highlight w:val="white"/>
+        </w:rPr>
+        <w:t>        &lt;TaskForm addTask={addTask} /&gt;</w:t>
+      </w:r>
+    </w:p>
+    <w:p>
+      <w:pPr>
+        <w:pStyle w:val="Normalny1"/>
+        <w:rPr>
+          <w:highlight w:val="white"/>
+        </w:rPr>
+      </w:pPr>
+      <w:r>
+        <w:rPr>
+          <w:highlight w:val="white"/>
+        </w:rPr>
+        <w:t>      &lt;/Card&gt;</w:t>
+      </w:r>
+    </w:p>
+    <w:p>
+      <w:pPr>
+        <w:pStyle w:val="Normalny1"/>
+        <w:rPr>
+          <w:highlight w:val="white"/>
+        </w:rPr>
+      </w:pPr>
+      <w:r>
+        <w:rPr>
+          <w:highlight w:val="white"/>
+        </w:rPr>
+        <w:t>      &lt;Card title="Lista zadań"&gt;</w:t>
+      </w:r>
+    </w:p>
+    <w:p>
+      <w:pPr>
+        <w:pStyle w:val="Normalny1"/>
+        <w:rPr>
+          <w:highlight w:val="white"/>
+        </w:rPr>
+      </w:pPr>
+      <w:r>
+        <w:rPr>
+          <w:highlight w:val="white"/>
+        </w:rPr>
+        <w:t>        &lt;input</w:t>
+      </w:r>
+    </w:p>
+    <w:p>
+      <w:pPr>
+        <w:pStyle w:val="Normalny1"/>
+        <w:rPr>
+          <w:highlight w:val="white"/>
+        </w:rPr>
+      </w:pPr>
+      <w:r>
+        <w:rPr>
+          <w:highlight w:val="white"/>
+        </w:rPr>
+        <w:t>          type="text"</w:t>
+      </w:r>
+    </w:p>
+    <w:p>
+      <w:pPr>
+        <w:pStyle w:val="Normalny1"/>
+        <w:rPr>
+          <w:highlight w:val="white"/>
+        </w:rPr>
+      </w:pPr>
+      <w:r>
+        <w:rPr>
+          <w:highlight w:val="white"/>
+        </w:rPr>
+        <w:t>          placeholder="Szukaj zadania..."</w:t>
+      </w:r>
+    </w:p>
+    <w:p>
+      <w:pPr>
+        <w:pStyle w:val="Normalny1"/>
+        <w:rPr>
+          <w:highlight w:val="white"/>
+        </w:rPr>
+      </w:pPr>
+      <w:r>
+        <w:rPr>
+          <w:highlight w:val="white"/>
+        </w:rPr>
+        <w:t>          value={searchTerm}</w:t>
+      </w:r>
+    </w:p>
+    <w:p>
+      <w:pPr>
+        <w:pStyle w:val="Normalny1"/>
+        <w:rPr>
+          <w:highlight w:val="white"/>
+        </w:rPr>
+      </w:pPr>
+      <w:r>
+        <w:rPr>
+          <w:highlight w:val="white"/>
+        </w:rPr>
+        <w:t>          onChange={(e) =&gt; setSearchTerm(e.target.value)}</w:t>
+      </w:r>
+    </w:p>
+    <w:p>
+      <w:pPr>
+        <w:pStyle w:val="Normalny1"/>
+        <w:rPr>
+          <w:highlight w:val="white"/>
+        </w:rPr>
+      </w:pPr>
+      <w:r>
+        <w:rPr>
+          <w:highlight w:val="white"/>
+        </w:rPr>
+        <w:t>          style={{ marginBottom: "15px", padding: "8px", width: "100%" }}</w:t>
+      </w:r>
+    </w:p>
+    <w:p>
+      <w:pPr>
+        <w:pStyle w:val="Normalny1"/>
+        <w:rPr>
+          <w:highlight w:val="white"/>
+        </w:rPr>
+      </w:pPr>
+      <w:r>
+        <w:rPr>
+          <w:highlight w:val="white"/>
+        </w:rPr>
+        <w:t>        /&gt;</w:t>
+      </w:r>
+    </w:p>
+    <w:p>
+      <w:pPr>
+        <w:pStyle w:val="Normalny1"/>
+        <w:rPr>
+          <w:highlight w:val="white"/>
+        </w:rPr>
+      </w:pPr>
+      <w:r>
+        <w:rPr>
+          <w:highlight w:val="white"/>
+        </w:rPr>
+        <w:t xml:space="preserve">        &lt;button </w:t>
+      </w:r>
+    </w:p>
+    <w:p>
+      <w:pPr>
+        <w:pStyle w:val="Normalny1"/>
+        <w:rPr>
+          <w:highlight w:val="white"/>
+        </w:rPr>
+      </w:pPr>
+      <w:r>
+        <w:rPr>
+          <w:highlight w:val="white"/>
+        </w:rPr>
+        <w:t>          className="clear-all"</w:t>
+      </w:r>
+    </w:p>
+    <w:p>
+      <w:pPr>
+        <w:pStyle w:val="Normalny1"/>
+        <w:rPr>
+          <w:highlight w:val="white"/>
+        </w:rPr>
+      </w:pPr>
+      <w:r>
+        <w:rPr>
+          <w:highlight w:val="white"/>
+        </w:rPr>
+        <w:t>          onClick={clearAllTasks}&gt;Wyczyść&lt;/button&gt;</w:t>
+      </w:r>
+    </w:p>
+    <w:p>
+      <w:pPr>
+        <w:pStyle w:val="Normalny1"/>
+        <w:rPr>
+          <w:highlight w:val="white"/>
+        </w:rPr>
+      </w:pPr>
+      <w:r>
+        <w:rPr>
+          <w:highlight w:val="white"/>
+        </w:rPr>
+        <w:t>        {/* Filtry priorytetu */}</w:t>
+      </w:r>
+    </w:p>
+    <w:p>
+      <w:pPr>
+        <w:pStyle w:val="Normalny1"/>
+        <w:rPr>
+          <w:highlight w:val="white"/>
+        </w:rPr>
+      </w:pPr>
+      <w:r>
+        <w:rPr>
+          <w:highlight w:val="white"/>
+        </w:rPr>
+        <w:t>        &lt;div style={{ marginBottom: "10px" }}&gt;</w:t>
+      </w:r>
+    </w:p>
+    <w:p>
+      <w:pPr>
+        <w:pStyle w:val="Normalny1"/>
+        <w:rPr>
+          <w:highlight w:val="white"/>
+        </w:rPr>
+      </w:pPr>
+      <w:r>
+        <w:rPr>
+          <w:highlight w:val="white"/>
+        </w:rPr>
+        <w:t>          &lt;span&gt;Filtruj po priorytecie: &lt;/span&gt;</w:t>
+      </w:r>
+    </w:p>
+    <w:p>
+      <w:pPr>
+        <w:pStyle w:val="Normalny1"/>
+        <w:rPr>
+          <w:highlight w:val="white"/>
+        </w:rPr>
+      </w:pPr>
+      <w:r>
+        <w:rPr>
+          <w:highlight w:val="white"/>
+        </w:rPr>
+        <w:t xml:space="preserve">          &lt;button </w:t>
+      </w:r>
+    </w:p>
+    <w:p>
+      <w:pPr>
+        <w:pStyle w:val="Normalny1"/>
+        <w:rPr>
+          <w:highlight w:val="white"/>
+        </w:rPr>
+      </w:pPr>
+      <w:r>
+        <w:rPr>
+          <w:highlight w:val="white"/>
+        </w:rPr>
+        <w:t>            className="priority-all"</w:t>
+      </w:r>
+    </w:p>
+    <w:p>
+      <w:pPr>
+        <w:pStyle w:val="Normalny1"/>
+        <w:rPr>
+          <w:highlight w:val="white"/>
+        </w:rPr>
+      </w:pPr>
+      <w:r>
+        <w:rPr>
+          <w:highlight w:val="white"/>
+        </w:rPr>
+        <w:t>            onClick={() =&gt; setFilter("all")}&gt;Wszystkie&lt;/button&gt;</w:t>
+      </w:r>
+    </w:p>
+    <w:p>
+      <w:pPr>
+        <w:pStyle w:val="Normalny1"/>
+        <w:rPr>
+          <w:highlight w:val="white"/>
+        </w:rPr>
+      </w:pPr>
+      <w:r>
+        <w:rPr>
+          <w:highlight w:val="white"/>
+        </w:rPr>
+        <w:t xml:space="preserve">          &lt;button </w:t>
+      </w:r>
+    </w:p>
+    <w:p>
+      <w:pPr>
+        <w:pStyle w:val="Normalny1"/>
+        <w:rPr>
+          <w:highlight w:val="white"/>
+        </w:rPr>
+      </w:pPr>
+      <w:r>
+        <w:rPr>
+          <w:highlight w:val="white"/>
+        </w:rPr>
+        <w:lastRenderedPageBreak/>
+        <w:t>            className="priority-todo"</w:t>
+      </w:r>
+    </w:p>
+    <w:p>
+      <w:pPr>
+        <w:pStyle w:val="Normalny1"/>
+        <w:rPr>
+          <w:highlight w:val="white"/>
+        </w:rPr>
+      </w:pPr>
+      <w:r>
+        <w:rPr>
+          <w:highlight w:val="white"/>
+        </w:rPr>
+        <w:t>            onClick={() =&gt; setFilter("todo")}&gt;Do zrobienia&lt;/button&gt;</w:t>
+      </w:r>
+    </w:p>
+    <w:p>
+      <w:pPr>
+        <w:pStyle w:val="Normalny1"/>
+        <w:rPr>
+          <w:highlight w:val="white"/>
+        </w:rPr>
+      </w:pPr>
+      <w:r>
+        <w:rPr>
+          <w:highlight w:val="white"/>
+        </w:rPr>
+        <w:t xml:space="preserve">          &lt;button </w:t>
+      </w:r>
+    </w:p>
+    <w:p>
+      <w:pPr>
+        <w:pStyle w:val="Normalny1"/>
+        <w:rPr>
+          <w:highlight w:val="white"/>
+        </w:rPr>
+      </w:pPr>
+      <w:r>
+        <w:rPr>
+          <w:highlight w:val="white"/>
+        </w:rPr>
+        <w:t>            className="priority-done"</w:t>
+      </w:r>
+    </w:p>
+    <w:p>
+      <w:pPr>
+        <w:pStyle w:val="Normalny1"/>
+        <w:rPr>
+          <w:highlight w:val="white"/>
+        </w:rPr>
+      </w:pPr>
+      <w:r>
+        <w:rPr>
+          <w:highlight w:val="white"/>
+        </w:rPr>
+        <w:t>            onClick={() =&gt; setFilter("done")}&gt;Wykonane&lt;/button&gt;</w:t>
+      </w:r>
+    </w:p>
+    <w:p>
+      <w:pPr>
+        <w:pStyle w:val="Normalny1"/>
+        <w:rPr>
+          <w:highlight w:val="white"/>
+        </w:rPr>
+      </w:pPr>
+      <w:r>
+        <w:rPr>
+          <w:highlight w:val="white"/>
+        </w:rPr>
+        <w:t>        &lt;/div&gt;</w:t>
+      </w:r>
+    </w:p>
+    <w:p>
+      <w:pPr>
+        <w:pStyle w:val="Normalny1"/>
+        <w:rPr>
+          <w:highlight w:val="white"/>
+        </w:rPr>
+      </w:pPr>
+      <w:r>
+        <w:rPr>
+          <w:highlight w:val="white"/>
+        </w:rPr>
+        <w:t>        {/* Filtry kategorii */}</w:t>
+      </w:r>
+    </w:p>
+    <w:p>
+      <w:pPr>
+        <w:pStyle w:val="Normalny1"/>
+        <w:rPr>
+          <w:highlight w:val="white"/>
+        </w:rPr>
+      </w:pPr>
+      <w:r>
+        <w:rPr>
+          <w:highlight w:val="white"/>
+        </w:rPr>
+        <w:t>        &lt;div style={{ marginBottom: "10px" }}&gt;</w:t>
+      </w:r>
+    </w:p>
+    <w:p>
+      <w:pPr>
+        <w:pStyle w:val="Normalny1"/>
+        <w:rPr>
+          <w:highlight w:val="white"/>
+        </w:rPr>
+      </w:pPr>
+      <w:r>
+        <w:rPr>
+          <w:highlight w:val="white"/>
+        </w:rPr>
+        <w:t>          &lt;span&gt;Filtruj po kategorii: &lt;/span&gt;</w:t>
+      </w:r>
+    </w:p>
+    <w:p>
+      <w:pPr>
+        <w:pStyle w:val="Normalny1"/>
+        <w:rPr>
+          <w:highlight w:val="white"/>
+        </w:rPr>
+      </w:pPr>
+      <w:r>
+        <w:rPr>
+          <w:highlight w:val="white"/>
+        </w:rPr>
+        <w:t xml:space="preserve">          &lt;button </w:t>
+      </w:r>
+    </w:p>
+    <w:p>
+      <w:pPr>
+        <w:pStyle w:val="Normalny1"/>
+        <w:rPr>
+          <w:highlight w:val="white"/>
+        </w:rPr>
+      </w:pPr>
+      <w:r>
+        <w:rPr>
+          <w:highlight w:val="white"/>
+        </w:rPr>
+        <w:t>          className="category-button category-Wszystkie"</w:t>
+      </w:r>
+    </w:p>
+    <w:p>
+      <w:pPr>
+        <w:pStyle w:val="Normalny1"/>
+        <w:rPr>
+          <w:highlight w:val="white"/>
+        </w:rPr>
+      </w:pPr>
+      <w:r>
+        <w:rPr>
+          <w:highlight w:val="white"/>
+        </w:rPr>
+        <w:t>          onClick={() =&gt; setCategoryFilter("Wszystkie")}&gt;Wszystkie&lt;/button&gt;</w:t>
+      </w:r>
+    </w:p>
+    <w:p>
+      <w:pPr>
+        <w:pStyle w:val="Normalny1"/>
+        <w:rPr>
+          <w:highlight w:val="white"/>
+        </w:rPr>
+      </w:pPr>
+      <w:r>
+        <w:rPr>
+          <w:highlight w:val="white"/>
+        </w:rPr>
+        <w:t>          {categories.map((cat) =&gt; (</w:t>
+      </w:r>
+    </w:p>
+    <w:p>
+      <w:pPr>
+        <w:pStyle w:val="Normalny1"/>
+        <w:rPr>
+          <w:highlight w:val="white"/>
+        </w:rPr>
+      </w:pPr>
+      <w:r>
+        <w:rPr>
+          <w:highlight w:val="white"/>
+        </w:rPr>
+        <w:t xml:space="preserve">            &lt;button </w:t>
+      </w:r>
+    </w:p>
+    <w:p>
+      <w:pPr>
+        <w:pStyle w:val="Normalny1"/>
+        <w:rPr>
+          <w:highlight w:val="white"/>
+        </w:rPr>
+      </w:pPr>
+      <w:r>
+        <w:rPr>
+          <w:highlight w:val="white"/>
+        </w:rPr>
+        <w:t xml:space="preserve">            key={cat} </w:t>
+      </w:r>
+    </w:p>
+    <w:p>
+      <w:pPr>
+        <w:pStyle w:val="Normalny1"/>
+        <w:rPr>
+          <w:highlight w:val="white"/>
+        </w:rPr>
+      </w:pPr>
+      <w:r>
+        <w:rPr>
+          <w:highlight w:val="white"/>
+        </w:rPr>
+        <w:t xml:space="preserve">            className={`category-button category-${cat}`} </w:t>
+      </w:r>
+    </w:p>
+    <w:p>
+      <w:pPr>
+        <w:pStyle w:val="Normalny1"/>
+        <w:rPr>
+          <w:highlight w:val="white"/>
+        </w:rPr>
+      </w:pPr>
+      <w:r>
+        <w:rPr>
+          <w:highlight w:val="white"/>
+        </w:rPr>
+        <w:t>            onClick={() =&gt; setCategoryFilter(cat)}&gt;{cat}&lt;/button&gt;</w:t>
+      </w:r>
+    </w:p>
+    <w:p>
+      <w:pPr>
+        <w:pStyle w:val="Normalny1"/>
+        <w:rPr>
+          <w:highlight w:val="white"/>
+        </w:rPr>
+      </w:pPr>
+      <w:r>
+        <w:rPr>
+          <w:highlight w:val="white"/>
+        </w:rPr>
+        <w:t>          ))}</w:t>
+      </w:r>
+    </w:p>
+    <w:p>
+      <w:pPr>
+        <w:pStyle w:val="Normalny1"/>
+        <w:rPr>
+          <w:highlight w:val="white"/>
+        </w:rPr>
+      </w:pPr>
+      <w:r>
+        <w:rPr>
+          <w:highlight w:val="white"/>
+        </w:rPr>
+        <w:t>        &lt;/div&gt;</w:t>
+      </w:r>
+    </w:p>
+    <w:p>
+      <w:pPr>
+        <w:pStyle w:val="Normalny1"/>
+        <w:rPr>
+          <w:highlight w:val="white"/>
+        </w:rPr>
+      </w:pPr>
+      <w:r>
+        <w:rPr>
+          <w:highlight w:val="white"/>
+        </w:rPr>
+        <w:t xml:space="preserve">        &lt;TaskList </w:t>
+      </w:r>
+    </w:p>
+    <w:p>
+      <w:pPr>
+        <w:pStyle w:val="Normalny1"/>
+        <w:rPr>
+          <w:highlight w:val="white"/>
+        </w:rPr>
+      </w:pPr>
+      <w:r>
+        <w:rPr>
+          <w:highlight w:val="white"/>
+        </w:rPr>
+        <w:t xml:space="preserve">          tasks={filteredTasks} </w:t>
+      </w:r>
+    </w:p>
+    <w:p>
+      <w:pPr>
+        <w:pStyle w:val="Normalny1"/>
+        <w:rPr>
+          <w:highlight w:val="white"/>
+        </w:rPr>
+      </w:pPr>
+      <w:r>
+        <w:rPr>
+          <w:highlight w:val="white"/>
+        </w:rPr>
+        <w:t xml:space="preserve">          onToggle={toggleTask} </w:t>
+      </w:r>
+    </w:p>
+    <w:p>
+      <w:pPr>
+        <w:pStyle w:val="Normalny1"/>
+        <w:rPr>
+          <w:highlight w:val="white"/>
+        </w:rPr>
+      </w:pPr>
+      <w:r>
+        <w:rPr>
+          <w:highlight w:val="white"/>
+        </w:rPr>
+        <w:t xml:space="preserve">          onDelete={deleteTask} </w:t>
+      </w:r>
+    </w:p>
+    <w:p>
+      <w:pPr>
+        <w:pStyle w:val="Normalny1"/>
+        <w:rPr>
+          <w:highlight w:val="white"/>
+        </w:rPr>
+      </w:pPr>
+      <w:r>
+        <w:rPr>
+          <w:highlight w:val="white"/>
+        </w:rPr>
+        <w:t>          onUpdate={updateTask}</w:t>
+      </w:r>
+    </w:p>
+    <w:p>
+      <w:pPr>
+        <w:pStyle w:val="Normalny1"/>
+        <w:rPr>
+          <w:highlight w:val="white"/>
+        </w:rPr>
+      </w:pPr>
+      <w:r>
+        <w:rPr>
+          <w:highlight w:val="white"/>
+        </w:rPr>
+        <w:t>          /&gt;</w:t>
+      </w:r>
+    </w:p>
+    <w:p>
+      <w:pPr>
+        <w:pStyle w:val="Normalny1"/>
+        <w:rPr>
+          <w:highlight w:val="white"/>
+        </w:rPr>
+      </w:pPr>
+      <w:r>
+        <w:rPr>
+          <w:highlight w:val="white"/>
+        </w:rPr>
+        <w:t>      &lt;/Card&gt;</w:t>
+      </w:r>
+    </w:p>
+    <w:p>
+      <w:pPr>
+        <w:pStyle w:val="Normalny1"/>
+        <w:rPr>
+          <w:highlight w:val="white"/>
+        </w:rPr>
+      </w:pPr>
+      <w:r>
+        <w:rPr>
+          <w:highlight w:val="white"/>
+        </w:rPr>
+        <w:t>    &lt;/div&gt;</w:t>
+      </w:r>
+    </w:p>
+    <w:p>
+      <w:pPr>
+        <w:pStyle w:val="Normalny1"/>
+        <w:rPr>
+          <w:highlight w:val="white"/>
+        </w:rPr>
+      </w:pPr>
+      <w:r>
+        <w:rPr>
+          <w:highlight w:val="white"/>
+        </w:rPr>
+        <w:t>  );</w:t>
+      </w:r>
+    </w:p>
+    <w:p>
+      <w:pPr>
+        <w:pStyle w:val="Normalny1"/>
+        <w:rPr>
+          <w:highlight w:val="white"/>
+        </w:rPr>
+      </w:pPr>
+      <w:r>
+        <w:rPr>
+          <w:highlight w:val="white"/>
+        </w:rPr>
+        <w:t>}</w:t>
+      </w:r>
+    </w:p>
+    <w:p>
+      <w:pPr>
+        <w:pStyle w:val="Normalny1"/>
+        <w:rPr>
+          <w:highlight w:val="white"/>
+        </w:rPr>
+      </w:pPr>
+    </w:p>
+    <w:p>
+      <w:pPr>
+        <w:pStyle w:val="Normalny1"/>
+        <w:rPr>
+          <w:highlight w:val="white"/>
+        </w:rPr>
+      </w:pPr>
+      <w:r>
+        <w:rPr>
+          <w:highlight w:val="white"/>
+        </w:rPr>
+        <w:t>export default App;</w:t>
+      </w:r>
+    </w:p>
+    <w:p>
+      <w:pPr>
+        <w:pStyle w:val="Normalny1"/>
+        <w:rPr>
+          <w:highlight w:val="white"/>
+        </w:rPr>
+      </w:pPr>
+    </w:p>
+    <w:p>
+      <w:pPr>
+        <w:pStyle w:val="Normalny1"/>
+        <w:rPr>
+          <w:highlight w:val="white"/>
+        </w:rPr>
+      </w:pPr>
+    </w:p>
+    <w:p>
+      <w:pPr>
+        <w:pStyle w:val="Normalny1"/>
+        <w:rPr>
+          <w:highlight w:val="white"/>
+        </w:rPr>
+      </w:pPr>
+      <w:r>
+        <w:rPr>
+          <w:highlight w:val="white"/>
+        </w:rPr>
         <w:br/>
       </w:r>
     </w:p>
@@ -1496,75 +2985,187 @@
         <w:rPr>
           <w:b/>
         </w:rPr>
+        <w:t>4. ZRZUTY EKRANU</w:t>
+      </w:r>
+    </w:p>
+    <w:p>
+      <w:pPr>
+        <w:pStyle w:val="Normalny1"/>
+        <w:rPr>
+          <w:highlight w:val="white"/>
+        </w:rPr>
+      </w:pPr>
+      <w:r>
+        <w:rPr>
+          <w:highlight w:val="white"/>
+        </w:rPr>
+        <w:t>[Wstaw screenshoty działającej aplikacji/strony]</w:t>
+      </w:r>
+    </w:p>
+    <w:p>
+      <w:pPr>
+        <w:pStyle w:val="Normalny1"/>
+        <w:rPr>
+          <w:highlight w:val="white"/>
+        </w:rPr>
+      </w:pPr>
+    </w:p>
+    <w:p>
+      <w:pPr>
+        <w:pStyle w:val="Normalny1"/>
+        <w:rPr>
+          <w:highlight w:val="white"/>
+        </w:rPr>
+      </w:pPr>
+    </w:p>
+    <w:p>
+      <w:pPr>
+        <w:pStyle w:val="Normalny1"/>
+        <w:rPr>
+          <w:noProof/>
+        </w:rPr>
+      </w:pPr>
+      <w:r>
+        <w:rPr>
+          <w:noProof/>
+        </w:rPr>
+        <w:t xml:space="preserve"> </w:t>
+      </w:r>
+    </w:p>
+    <w:p>
+      <w:pPr>
+        <w:pStyle w:val="Normalny1"/>
+        <w:rPr>
+          <w:highlight w:val="white"/>
+        </w:rPr>
+      </w:pPr>
+      <w:r>
         <w:lastRenderedPageBreak/>
-        <w:t>4. ZRZUTY EKRANU</w:t>
-      </w:r>
-    </w:p>
-    <w:p>
-      <w:pPr>
-        <w:pStyle w:val="Normalny1"/>
-        <w:rPr>
-          <w:highlight w:val="white"/>
-        </w:rPr>
-      </w:pPr>
-      <w:r>
-        <w:rPr>
-          <w:highlight w:val="white"/>
-        </w:rPr>
-        <w:t xml:space="preserve">[Wstaw </w:t>
-      </w:r>
-      <w:proofErr w:type="spellStart"/>
-      <w:r>
-        <w:rPr>
-          <w:highlight w:val="white"/>
-        </w:rPr>
-        <w:t>screenshoty</w:t>
-      </w:r>
-      <w:proofErr w:type="spellEnd"/>
-      <w:r>
-        <w:rPr>
-          <w:highlight w:val="white"/>
-        </w:rPr>
-        <w:t xml:space="preserve"> działającej aplikacji/strony]</w:t>
-      </w:r>
-    </w:p>
-    <w:p>
-      <w:pPr>
-        <w:pStyle w:val="Normalny1"/>
-        <w:rPr>
-          <w:highlight w:val="white"/>
-        </w:rPr>
-      </w:pPr>
-    </w:p>
-    <w:p>
-      <w:pPr>
-        <w:pStyle w:val="Normalny1"/>
-        <w:rPr>
-          <w:highlight w:val="white"/>
-        </w:rPr>
-      </w:pPr>
-    </w:p>
-    <w:p>
-      <w:pPr>
-        <w:pStyle w:val="Normalny1"/>
-        <w:rPr>
-          <w:noProof/>
-        </w:rPr>
-      </w:pPr>
-      <w:r>
-        <w:rPr>
-          <w:noProof/>
-        </w:rPr>
-        <w:t xml:space="preserve"> </w:t>
-      </w:r>
-    </w:p>
-    <w:p>
-      <w:pPr>
-        <w:pStyle w:val="Normalny1"/>
-        <w:rPr>
-          <w:highlight w:val="white"/>
-        </w:rPr>
-      </w:pPr>
+        <w:drawing>
+          <wp:inline distT="0" distB="0" distL="0" distR="0" wp14:anchorId="059256DA" wp14:editId="6B28CA6C">
+            <wp:extent cx="5943600" cy="3157220"/>
+            <wp:effectExtent l="0" t="0" r="0" b="5080"/>
+            <wp:docPr id="1399331495" name="Obraz 1" descr="Obraz zawierający tekst, zrzut ekranu, oprogramowanie, Oprogramowanie multimedialne&#10;&#10;Zawartość wygenerowana przez AI może być niepoprawna."/>
+            <wp:cNvGraphicFramePr>
+              <a:graphicFrameLocks xmlns:a="http://schemas.openxmlformats.org/drawingml/2006/main" noChangeAspect="1"/>
+            </wp:cNvGraphicFramePr>
+            <a:graphic xmlns:a="http://schemas.openxmlformats.org/drawingml/2006/main">
+              <a:graphicData uri="http://schemas.openxmlformats.org/drawingml/2006/picture">
+                <pic:pic xmlns:pic="http://schemas.openxmlformats.org/drawingml/2006/picture">
+                  <pic:nvPicPr>
+                    <pic:cNvPr id="1399331495" name="Obraz 1" descr="Obraz zawierający tekst, zrzut ekranu, oprogramowanie, Oprogramowanie multimedialne&#10;&#10;Zawartość wygenerowana przez AI może być niepoprawna."/>
+                    <pic:cNvPicPr/>
+                  </pic:nvPicPr>
+                  <pic:blipFill>
+                    <a:blip r:embed="rId5"/>
+                    <a:stretch>
+                      <a:fillRect/>
+                    </a:stretch>
+                  </pic:blipFill>
+                  <pic:spPr>
+                    <a:xfrm>
+                      <a:off x="0" y="0"/>
+                      <a:ext cx="5943600" cy="3157220"/>
+                    </a:xfrm>
+                    <a:prstGeom prst="rect">
+                      <a:avLst/>
+                    </a:prstGeom>
+                  </pic:spPr>
+                </pic:pic>
+              </a:graphicData>
+            </a:graphic>
+          </wp:inline>
+        </w:drawing>
+      </w:r>
+    </w:p>
+    <w:p>
+      <w:pPr>
+        <w:pStyle w:val="Normalny1"/>
+      </w:pPr>
+      <w:r>
+        <w:lastRenderedPageBreak/>
+        <w:drawing>
+          <wp:inline distT="0" distB="0" distL="0" distR="0" wp14:anchorId="6C3E7B80" wp14:editId="7F6AF8EE">
+            <wp:extent cx="5943600" cy="6315075"/>
+            <wp:effectExtent l="0" t="0" r="0" b="9525"/>
+            <wp:docPr id="1236279472" name="Obraz 1" descr="Obraz zawierający tekst, zrzut ekranu, oprogramowanie, Ikona komputerowa&#10;&#10;Zawartość wygenerowana przez AI może być niepoprawna."/>
+            <wp:cNvGraphicFramePr>
+              <a:graphicFrameLocks xmlns:a="http://schemas.openxmlformats.org/drawingml/2006/main" noChangeAspect="1"/>
+            </wp:cNvGraphicFramePr>
+            <a:graphic xmlns:a="http://schemas.openxmlformats.org/drawingml/2006/main">
+              <a:graphicData uri="http://schemas.openxmlformats.org/drawingml/2006/picture">
+                <pic:pic xmlns:pic="http://schemas.openxmlformats.org/drawingml/2006/picture">
+                  <pic:nvPicPr>
+                    <pic:cNvPr id="1236279472" name="Obraz 1" descr="Obraz zawierający tekst, zrzut ekranu, oprogramowanie, Ikona komputerowa&#10;&#10;Zawartość wygenerowana przez AI może być niepoprawna."/>
+                    <pic:cNvPicPr/>
+                  </pic:nvPicPr>
+                  <pic:blipFill>
+                    <a:blip r:embed="rId6"/>
+                    <a:stretch>
+                      <a:fillRect/>
+                    </a:stretch>
+                  </pic:blipFill>
+                  <pic:spPr>
+                    <a:xfrm>
+                      <a:off x="0" y="0"/>
+                      <a:ext cx="5943600" cy="6315075"/>
+                    </a:xfrm>
+                    <a:prstGeom prst="rect">
+                      <a:avLst/>
+                    </a:prstGeom>
+                  </pic:spPr>
+                </pic:pic>
+              </a:graphicData>
+            </a:graphic>
+          </wp:inline>
+        </w:drawing>
+      </w:r>
+    </w:p>
+    <w:p>
+      <w:pPr>
+        <w:pStyle w:val="Normalny1"/>
+        <w:rPr>
+          <w:highlight w:val="white"/>
+        </w:rPr>
+      </w:pPr>
+      <w:r>
+        <w:lastRenderedPageBreak/>
+        <w:drawing>
+          <wp:inline distT="0" distB="0" distL="0" distR="0" wp14:anchorId="30BB2E2F" wp14:editId="22F55E4C">
+            <wp:extent cx="5943600" cy="6315075"/>
+            <wp:effectExtent l="0" t="0" r="0" b="9525"/>
+            <wp:docPr id="427394257" name="Obraz 1" descr="Obraz zawierający tekst, zrzut ekranu, oprogramowanie, Strona internetowa&#10;&#10;Zawartość wygenerowana przez AI może być niepoprawna."/>
+            <wp:cNvGraphicFramePr>
+              <a:graphicFrameLocks xmlns:a="http://schemas.openxmlformats.org/drawingml/2006/main" noChangeAspect="1"/>
+            </wp:cNvGraphicFramePr>
+            <a:graphic xmlns:a="http://schemas.openxmlformats.org/drawingml/2006/main">
+              <a:graphicData uri="http://schemas.openxmlformats.org/drawingml/2006/picture">
+                <pic:pic xmlns:pic="http://schemas.openxmlformats.org/drawingml/2006/picture">
+                  <pic:nvPicPr>
+                    <pic:cNvPr id="427394257" name="Obraz 1" descr="Obraz zawierający tekst, zrzut ekranu, oprogramowanie, Strona internetowa&#10;&#10;Zawartość wygenerowana przez AI może być niepoprawna."/>
+                    <pic:cNvPicPr/>
+                  </pic:nvPicPr>
+                  <pic:blipFill>
+                    <a:blip r:embed="rId7"/>
+                    <a:stretch>
+                      <a:fillRect/>
+                    </a:stretch>
+                  </pic:blipFill>
+                  <pic:spPr>
+                    <a:xfrm>
+                      <a:off x="0" y="0"/>
+                      <a:ext cx="5943600" cy="6315075"/>
+                    </a:xfrm>
+                    <a:prstGeom prst="rect">
+                      <a:avLst/>
+                    </a:prstGeom>
+                  </pic:spPr>
+                </pic:pic>
+              </a:graphicData>
+            </a:graphic>
+          </wp:inline>
+        </w:drawing>
+      </w:r>
       <w:r>
         <w:rPr>
           <w:highlight w:val="white"/>
